--- a/Arquitectura de Datos Híbrida.docx
+++ b/Arquitectura de Datos Híbrida.docx
@@ -1,6 +1,6 @@
 
 <file path=word/document.xml><?xml version="1.0" encoding="utf-8"?>
-<w:document xmlns:wpc="http://schemas.microsoft.com/office/word/2010/wordprocessingCanvas" xmlns:cx="http://schemas.microsoft.com/office/drawing/2014/chartex" xmlns:cx1="http://schemas.microsoft.com/office/drawing/2015/9/8/chartex" xmlns:cx2="http://schemas.microsoft.com/office/drawing/2015/10/21/chartex" xmlns:cx3="http://schemas.microsoft.com/office/drawing/2016/5/9/chartex" xmlns:cx4="http://schemas.microsoft.com/office/drawing/2016/5/10/chartex" xmlns:cx5="http://schemas.microsoft.com/office/drawing/2016/5/11/chartex" xmlns:cx6="http://schemas.microsoft.com/office/drawing/2016/5/12/chartex" xmlns:cx7="http://schemas.microsoft.com/office/drawing/2016/5/13/chartex" xmlns:cx8="http://schemas.microsoft.com/office/drawing/2016/5/14/chartex" xmlns:mc="http://schemas.openxmlformats.org/markup-compatibility/2006" xmlns:aink="http://schemas.microsoft.com/office/drawing/2016/ink" xmlns:am3d="http://schemas.microsoft.com/office/drawing/2017/model3d" xmlns:o="urn:schemas-microsoft-com:office:office" xmlns:oel="http://schemas.microsoft.com/office/2019/extlst" xmlns:r="http://schemas.openxmlformats.org/officeDocument/2006/relationships" xmlns:m="http://schemas.openxmlformats.org/officeDocument/2006/math" xmlns:v="urn:schemas-microsoft-com:vml" xmlns:wp14="http://schemas.microsoft.com/office/word/2010/wordprocessingDrawing" xmlns:wp="http://schemas.openxmlformats.org/drawingml/2006/wordprocessingDrawing" xmlns:w10="urn:schemas-microsoft-com:office:word" xmlns:w="http://schemas.openxmlformats.org/wordprocessingml/2006/main" xmlns:w14="http://schemas.microsoft.com/office/word/2010/wordml" xmlns:w15="http://schemas.microsoft.com/office/word/2012/wordml" xmlns:w16cex="http://schemas.microsoft.com/office/word/2018/wordml/cex" xmlns:w16cid="http://schemas.microsoft.com/office/word/2016/wordml/cid" xmlns:w16="http://schemas.microsoft.com/office/word/2018/wordml" xmlns:w16sdtdh="http://schemas.microsoft.com/office/word/2020/wordml/sdtdatahash" xmlns:w16se="http://schemas.microsoft.com/office/word/2015/wordml/symex" xmlns:wpg="http://schemas.microsoft.com/office/word/2010/wordprocessingGroup" xmlns:wpi="http://schemas.microsoft.com/office/word/2010/wordprocessingInk" xmlns:wne="http://schemas.microsoft.com/office/word/2006/wordml" xmlns:wps="http://schemas.microsoft.com/office/word/2010/wordprocessingShape" mc:Ignorable="w14 w15 w16se w16cid w16 w16cex w16sdtdh wp14">
+<w:document xmlns:wpc="http://schemas.microsoft.com/office/word/2010/wordprocessingCanvas" xmlns:cx="http://schemas.microsoft.com/office/drawing/2014/chartex" xmlns:cx1="http://schemas.microsoft.com/office/drawing/2015/9/8/chartex" xmlns:cx2="http://schemas.microsoft.com/office/drawing/2015/10/21/chartex" xmlns:cx3="http://schemas.microsoft.com/office/drawing/2016/5/9/chartex" xmlns:cx4="http://schemas.microsoft.com/office/drawing/2016/5/10/chartex" xmlns:cx5="http://schemas.microsoft.com/office/drawing/2016/5/11/chartex" xmlns:cx6="http://schemas.microsoft.com/office/drawing/2016/5/12/chartex" xmlns:cx7="http://schemas.microsoft.com/office/drawing/2016/5/13/chartex" xmlns:cx8="http://schemas.microsoft.com/office/drawing/2016/5/14/chartex" xmlns:mc="http://schemas.openxmlformats.org/markup-compatibility/2006" xmlns:aink="http://schemas.microsoft.com/office/drawing/2016/ink" xmlns:am3d="http://schemas.microsoft.com/office/drawing/2017/model3d" xmlns:o="urn:schemas-microsoft-com:office:office" xmlns:oel="http://schemas.microsoft.com/office/2019/extlst" xmlns:r="http://schemas.openxmlformats.org/officeDocument/2006/relationships" xmlns:m="http://schemas.openxmlformats.org/officeDocument/2006/math" xmlns:v="urn:schemas-microsoft-com:vml" xmlns:wp14="http://schemas.microsoft.com/office/word/2010/wordprocessingDrawing" xmlns:wp="http://schemas.openxmlformats.org/drawingml/2006/wordprocessingDrawing" xmlns:w10="urn:schemas-microsoft-com:office:word" xmlns:w="http://schemas.openxmlformats.org/wordprocessingml/2006/main" xmlns:w14="http://schemas.microsoft.com/office/word/2010/wordml" xmlns:w15="http://schemas.microsoft.com/office/word/2012/wordml" xmlns:w16cex="http://schemas.microsoft.com/office/word/2018/wordml/cex" xmlns:w16cid="http://schemas.microsoft.com/office/word/2016/wordml/cid" xmlns:w16="http://schemas.microsoft.com/office/word/2018/wordml" xmlns:w16du="http://schemas.microsoft.com/office/word/2023/wordml/word16du" xmlns:w16sdtdh="http://schemas.microsoft.com/office/word/2020/wordml/sdtdatahash" xmlns:w16sdtfl="http://schemas.microsoft.com/office/word/2024/wordml/sdtformatlock" xmlns:w16se="http://schemas.microsoft.com/office/word/2015/wordml/symex" xmlns:wpg="http://schemas.microsoft.com/office/word/2010/wordprocessingGroup" xmlns:wpi="http://schemas.microsoft.com/office/word/2010/wordprocessingInk" xmlns:wne="http://schemas.microsoft.com/office/word/2006/wordml" xmlns:wps="http://schemas.microsoft.com/office/word/2010/wordprocessingShape" mc:Ignorable="w14 w15 w16se w16cid w16 w16cex w16sdtdh w16sdtfl w16du wp14">
   <w:body>
     <w:p>
       <w:pPr>
@@ -241,7 +241,7 @@
                         </a:ln>
                         <a:extLst>
                           <a:ext uri="{909E8E84-426E-40dd-AFC4-6F175D3DCCD1}">
-                            <a14:hiddenFill xmlns:a14="http://schemas.microsoft.com/office/drawing/2010/main" xmlns:w="http://schemas.openxmlformats.org/wordprocessingml/2006/main" xmlns:w10="urn:schemas-microsoft-com:office:word" xmlns:v="urn:schemas-microsoft-com:vml" xmlns:o="urn:schemas-microsoft-com:office:office" xmlns:mv="urn:schemas-microsoft-com:mac:vml" xmlns:mo="http://schemas.microsoft.com/office/mac/office/2008/main" xmlns="" xmlns:w16sdtfl="http://schemas.microsoft.com/office/word/2024/wordml/sdtformatlock">
+                            <a14:hiddenFill xmlns="" xmlns:mo="http://schemas.microsoft.com/office/mac/office/2008/main" xmlns:mv="urn:schemas-microsoft-com:mac:vml" xmlns:o="urn:schemas-microsoft-com:office:office" xmlns:v="urn:schemas-microsoft-com:vml" xmlns:w10="urn:schemas-microsoft-com:office:word" xmlns:w="http://schemas.openxmlformats.org/wordprocessingml/2006/main" xmlns:a14="http://schemas.microsoft.com/office/drawing/2010/main">
                               <a:noFill/>
                             </a14:hiddenFill>
                           </a:ext>
@@ -593,13 +593,8 @@
               <w:jc w:val="center"/>
             </w:pPr>
             <w:r>
-              <w:t xml:space="preserve">Joshua </w:t>
+              <w:t>Joshua Llumiquinga</w:t>
             </w:r>
-            <w:proofErr w:type="spellStart"/>
-            <w:r>
-              <w:t>Llumiquinga</w:t>
-            </w:r>
-            <w:proofErr w:type="spellEnd"/>
           </w:p>
           <w:p>
             <w:pPr>
@@ -918,87 +913,7 @@
           <w:bCs/>
           <w:lang w:val="es-EC"/>
         </w:rPr>
-        <w:t xml:space="preserve"> Desarrollar scripts en Python (mediante </w:t>
-      </w:r>
-      <w:proofErr w:type="spellStart"/>
-      <w:r>
-        <w:rPr>
-          <w:bCs/>
-          <w:lang w:val="es-EC"/>
-        </w:rPr>
-        <w:t>Jupyter</w:t>
-      </w:r>
-      <w:proofErr w:type="spellEnd"/>
-      <w:r>
-        <w:rPr>
-          <w:bCs/>
-          <w:lang w:val="es-EC"/>
-        </w:rPr>
-        <w:t xml:space="preserve"> Notebooks y la </w:t>
-      </w:r>
-      <w:proofErr w:type="gramStart"/>
-      <w:r>
-        <w:rPr>
-          <w:bCs/>
-          <w:lang w:val="es-EC"/>
-        </w:rPr>
-        <w:t>librería pandas</w:t>
-      </w:r>
-      <w:proofErr w:type="gramEnd"/>
-      <w:r>
-        <w:rPr>
-          <w:bCs/>
-          <w:lang w:val="es-EC"/>
-        </w:rPr>
-        <w:t xml:space="preserve">) para la extracción, lectura y estandarización de datos crudos provenientes de entidades oficiales. Esto incluye la conversión de la información a formatos estructurados legibles por máquina, la generación controlada de </w:t>
-      </w:r>
-      <w:proofErr w:type="spellStart"/>
-      <w:r>
-        <w:rPr>
-          <w:bCs/>
-          <w:lang w:val="es-EC"/>
-        </w:rPr>
-        <w:t>datasets</w:t>
-      </w:r>
-      <w:proofErr w:type="spellEnd"/>
-      <w:r>
-        <w:rPr>
-          <w:bCs/>
-          <w:lang w:val="es-EC"/>
-        </w:rPr>
-        <w:t xml:space="preserve"> sintéticos de apoyo, y la configuración de cadenas de conexión hacia entornos NoSQL (vía </w:t>
-      </w:r>
-      <w:proofErr w:type="spellStart"/>
-      <w:r>
-        <w:rPr>
-          <w:bCs/>
-          <w:lang w:val="es-EC"/>
-        </w:rPr>
-        <w:t>pymongo</w:t>
-      </w:r>
-      <w:proofErr w:type="spellEnd"/>
-      <w:r>
-        <w:rPr>
-          <w:bCs/>
-          <w:lang w:val="es-EC"/>
-        </w:rPr>
-        <w:t xml:space="preserve">) y SQL (vía </w:t>
-      </w:r>
-      <w:proofErr w:type="spellStart"/>
-      <w:r>
-        <w:rPr>
-          <w:bCs/>
-          <w:lang w:val="es-EC"/>
-        </w:rPr>
-        <w:t>sqlalchemy</w:t>
-      </w:r>
-      <w:proofErr w:type="spellEnd"/>
-      <w:r>
-        <w:rPr>
-          <w:bCs/>
-          <w:lang w:val="es-EC"/>
-        </w:rPr>
-        <w:t>).</w:t>
+        <w:t xml:space="preserve"> Desarrollar scripts en Python (mediante Jupyter Notebooks y la librería pandas) para la extracción, lectura y estandarización de datos crudos provenientes de entidades oficiales. Esto incluye la conversión de la información a formatos estructurados legibles por máquina, la generación controlada de datasets sintéticos de apoyo, y la configuración de cadenas de conexión hacia entornos NoSQL (vía pymongo) y SQL (vía sqlalchemy).</w:t>
       </w:r>
     </w:p>
     <w:p>
@@ -1026,39 +941,7 @@
           <w:bCs/>
           <w:lang w:val="es-EC"/>
         </w:rPr>
-        <w:t xml:space="preserve"> Implementar un pipeline de ingesta automatizado mediante Python (utilizando librerías como </w:t>
-      </w:r>
-      <w:proofErr w:type="spellStart"/>
-      <w:r>
-        <w:rPr>
-          <w:bCs/>
-          <w:lang w:val="es-EC"/>
-        </w:rPr>
-        <w:t>SQLAlchemy</w:t>
-      </w:r>
-      <w:proofErr w:type="spellEnd"/>
-      <w:r>
-        <w:rPr>
-          <w:bCs/>
-          <w:lang w:val="es-EC"/>
-        </w:rPr>
-        <w:t xml:space="preserve"> y </w:t>
-      </w:r>
-      <w:proofErr w:type="spellStart"/>
-      <w:r>
-        <w:rPr>
-          <w:bCs/>
-          <w:lang w:val="es-EC"/>
-        </w:rPr>
-        <w:t>PyMySQL</w:t>
-      </w:r>
-      <w:proofErr w:type="spellEnd"/>
-      <w:r>
-        <w:rPr>
-          <w:bCs/>
-          <w:lang w:val="es-EC"/>
-        </w:rPr>
-        <w:t>) para centralizar la información procesada en sistemas gestores de bases de datos relacionales (MySQL, SQL Server) y no relacionales (MongoDB).</w:t>
+        <w:t xml:space="preserve"> Implementar un pipeline de ingesta automatizado mediante Python (utilizando librerías como SQLAlchemy y PyMySQL) para centralizar la información procesada en sistemas gestores de bases de datos relacionales (MySQL, SQL Server) y no relacionales (MongoDB).</w:t>
       </w:r>
     </w:p>
     <w:p>
@@ -1114,39 +997,7 @@
           <w:bCs/>
           <w:lang w:val="es-EC"/>
         </w:rPr>
-        <w:t xml:space="preserve"> Desarrollar un modelo tabular en Power BI bajo un esquema en estrella (</w:t>
-      </w:r>
-      <w:proofErr w:type="spellStart"/>
-      <w:r>
-        <w:rPr>
-          <w:bCs/>
-          <w:lang w:val="es-EC"/>
-        </w:rPr>
-        <w:t>Star</w:t>
-      </w:r>
-      <w:proofErr w:type="spellEnd"/>
-      <w:r>
-        <w:rPr>
-          <w:bCs/>
-          <w:lang w:val="es-EC"/>
-        </w:rPr>
-        <w:t xml:space="preserve"> </w:t>
-      </w:r>
-      <w:proofErr w:type="spellStart"/>
-      <w:r>
-        <w:rPr>
-          <w:bCs/>
-          <w:lang w:val="es-EC"/>
-        </w:rPr>
-        <w:t>Schema</w:t>
-      </w:r>
-      <w:proofErr w:type="spellEnd"/>
-      <w:r>
-        <w:rPr>
-          <w:bCs/>
-          <w:lang w:val="es-EC"/>
-        </w:rPr>
-        <w:t>), implementando al menos 8 medidas DAX para establecer KPIs de tendencia, ranking y variación porcentual.</w:t>
+        <w:t xml:space="preserve"> Desarrollar un modelo tabular en Power BI bajo un esquema en estrella (Star Schema), implementando al menos 8 medidas DAX para establecer KPIs de tendencia, ranking y variación porcentual.</w:t>
       </w:r>
     </w:p>
     <w:p>
@@ -1198,23 +1049,7 @@
           <w:lang w:val="es-EC"/>
         </w:rPr>
         <w:lastRenderedPageBreak/>
-        <w:t xml:space="preserve">los </w:t>
-      </w:r>
-      <w:proofErr w:type="spellStart"/>
-      <w:r>
-        <w:rPr>
-          <w:bCs/>
-          <w:lang w:val="es-EC"/>
-        </w:rPr>
-        <w:t>dashboards</w:t>
-      </w:r>
-      <w:proofErr w:type="spellEnd"/>
-      <w:r>
-        <w:rPr>
-          <w:bCs/>
-          <w:lang w:val="es-EC"/>
-        </w:rPr>
-        <w:t xml:space="preserve"> interactivos, facilitando la detección de anomalías y el estudio de tendencias en el comportamiento económico nacional.</w:t>
+        <w:t>los dashboards interactivos, facilitando la detección de anomalías y el estudio de tendencias en el comportamiento económico nacional.</w:t>
       </w:r>
     </w:p>
     <w:p>
@@ -1309,87 +1144,7 @@
           <w:bCs/>
           <w:lang w:val="es-EC"/>
         </w:rPr>
-        <w:t xml:space="preserve">En esta fase se utilizó Python, mediante </w:t>
-      </w:r>
-      <w:proofErr w:type="spellStart"/>
-      <w:r>
-        <w:rPr>
-          <w:bCs/>
-          <w:lang w:val="es-EC"/>
-        </w:rPr>
-        <w:t>Jupyter</w:t>
-      </w:r>
-      <w:proofErr w:type="spellEnd"/>
-      <w:r>
-        <w:rPr>
-          <w:bCs/>
-          <w:lang w:val="es-EC"/>
-        </w:rPr>
-        <w:t xml:space="preserve"> Notebooks y la </w:t>
-      </w:r>
-      <w:proofErr w:type="gramStart"/>
-      <w:r>
-        <w:rPr>
-          <w:bCs/>
-          <w:lang w:val="es-EC"/>
-        </w:rPr>
-        <w:t>librería pandas</w:t>
-      </w:r>
-      <w:proofErr w:type="gramEnd"/>
-      <w:r>
-        <w:rPr>
-          <w:bCs/>
-          <w:lang w:val="es-EC"/>
-        </w:rPr>
-        <w:t xml:space="preserve">, para la lectura inicial. Los datos fueron </w:t>
-      </w:r>
-      <w:proofErr w:type="spellStart"/>
-      <w:r>
-        <w:rPr>
-          <w:bCs/>
-          <w:lang w:val="es-EC"/>
-        </w:rPr>
-        <w:t>ingestados</w:t>
-      </w:r>
-      <w:proofErr w:type="spellEnd"/>
-      <w:r>
-        <w:rPr>
-          <w:bCs/>
-          <w:lang w:val="es-EC"/>
-        </w:rPr>
-        <w:t xml:space="preserve"> hacia bases de datos relacionales (MySQL y SQL Server mediante </w:t>
-      </w:r>
-      <w:proofErr w:type="spellStart"/>
-      <w:r>
-        <w:rPr>
-          <w:bCs/>
-          <w:lang w:val="es-EC"/>
-        </w:rPr>
-        <w:t>sqlalchemy</w:t>
-      </w:r>
-      <w:proofErr w:type="spellEnd"/>
-      <w:r>
-        <w:rPr>
-          <w:bCs/>
-          <w:lang w:val="es-EC"/>
-        </w:rPr>
-        <w:t xml:space="preserve">) y bases de datos NoSQL (MongoDB mediante </w:t>
-      </w:r>
-      <w:proofErr w:type="spellStart"/>
-      <w:r>
-        <w:rPr>
-          <w:bCs/>
-          <w:lang w:val="es-EC"/>
-        </w:rPr>
-        <w:t>pymongo</w:t>
-      </w:r>
-      <w:proofErr w:type="spellEnd"/>
-      <w:r>
-        <w:rPr>
-          <w:bCs/>
-          <w:lang w:val="es-EC"/>
-        </w:rPr>
-        <w:t>).</w:t>
+        <w:t>En esta fase se utilizó Python, mediante Jupyter Notebooks y la librería pandas, para la lectura inicial. Los datos fueron ingestados hacia bases de datos relacionales (MySQL y SQL Server mediante sqlalchemy) y bases de datos NoSQL (MongoDB mediante pymongo).</w:t>
       </w:r>
     </w:p>
     <w:p>
@@ -1466,48 +1221,14 @@
           <w:bCs/>
           <w:lang w:val="es-EC"/>
         </w:rPr>
-        <w:t>Análisis de Sentimientos (</w:t>
-      </w:r>
-      <w:proofErr w:type="spellStart"/>
-      <w:r>
-        <w:rPr>
-          <w:b/>
-          <w:bCs/>
-          <w:lang w:val="es-EC"/>
-        </w:rPr>
-        <w:t>NLP</w:t>
-      </w:r>
-      <w:proofErr w:type="spellEnd"/>
-      <w:r>
-        <w:rPr>
-          <w:b/>
-          <w:bCs/>
-          <w:lang w:val="es-EC"/>
-        </w:rPr>
-        <w:t>):</w:t>
-      </w:r>
-      <w:r>
-        <w:rPr>
-          <w:bCs/>
-          <w:lang w:val="es-EC"/>
-        </w:rPr>
-        <w:t xml:space="preserve"> Implementación de técnicas de Procesamiento de Lenguaje Natural utilizando librerías especializadas como VADER y </w:t>
-      </w:r>
-      <w:proofErr w:type="spellStart"/>
-      <w:r>
-        <w:rPr>
-          <w:bCs/>
-          <w:lang w:val="es-EC"/>
-        </w:rPr>
-        <w:t>TextBlob</w:t>
-      </w:r>
-      <w:proofErr w:type="spellEnd"/>
-      <w:r>
-        <w:rPr>
-          <w:bCs/>
-          <w:lang w:val="es-EC"/>
-        </w:rPr>
-        <w:t xml:space="preserve">, orientadas a evaluar la polaridad y percepción cualitativa dentro de los conjuntos de datos. </w:t>
+        <w:t>Análisis de Sentimientos (NLP):</w:t>
+      </w:r>
+      <w:r>
+        <w:rPr>
+          <w:bCs/>
+          <w:lang w:val="es-EC"/>
+        </w:rPr>
+        <w:t xml:space="preserve"> Implementación de técnicas de Procesamiento de Lenguaje Natural utilizando librerías especializadas como VADER y TextBlob, orientadas a evaluar la polaridad y percepción cualitativa dentro de los conjuntos de datos. </w:t>
       </w:r>
     </w:p>
     <w:p>
@@ -1535,23 +1256,7 @@
           <w:bCs/>
           <w:lang w:val="es-EC"/>
         </w:rPr>
-        <w:t xml:space="preserve"> Desarrollo y entrenamiento de algoritmos de Machine </w:t>
-      </w:r>
-      <w:proofErr w:type="spellStart"/>
-      <w:r>
-        <w:rPr>
-          <w:bCs/>
-          <w:lang w:val="es-EC"/>
-        </w:rPr>
-        <w:t>Learning</w:t>
-      </w:r>
-      <w:proofErr w:type="spellEnd"/>
-      <w:r>
-        <w:rPr>
-          <w:bCs/>
-          <w:lang w:val="es-EC"/>
-        </w:rPr>
-        <w:t xml:space="preserve"> para la predicción de métricas continuas (como proyecciones de tráfico o fluctuaciones de indicadores), permitiendo anticipar escenarios futuros. </w:t>
+        <w:t xml:space="preserve"> Desarrollo y entrenamiento de algoritmos de Machine Learning para la predicción de métricas continuas (como proyecciones de tráfico o fluctuaciones de indicadores), permitiendo anticipar escenarios futuros. </w:t>
       </w:r>
     </w:p>
     <w:p>
@@ -1566,23 +1271,13 @@
           <w:lang w:val="es-EC"/>
         </w:rPr>
       </w:pPr>
-      <w:proofErr w:type="spellStart"/>
       <w:r>
         <w:rPr>
           <w:b/>
           <w:bCs/>
           <w:lang w:val="es-EC"/>
         </w:rPr>
-        <w:t>Clustering</w:t>
-      </w:r>
-      <w:proofErr w:type="spellEnd"/>
-      <w:r>
-        <w:rPr>
-          <w:b/>
-          <w:bCs/>
-          <w:lang w:val="es-EC"/>
-        </w:rPr>
-        <w:t xml:space="preserve"> de eventos:</w:t>
+        <w:t>Clustering de eventos:</w:t>
       </w:r>
       <w:r>
         <w:rPr>
@@ -1669,23 +1364,7 @@
           <w:bCs/>
           <w:lang w:val="es-EC"/>
         </w:rPr>
-        <w:t xml:space="preserve"> Los conjuntos de datos limpios y estructurados fueron importados hacia Power BI. Aquí se construyó un modelo relacional (esquema en estrella) con tablas de hechos y dimensiones, sobre el cual se programaron medidas DAX. Esta capa expone los resultados a través de </w:t>
-      </w:r>
-      <w:proofErr w:type="spellStart"/>
-      <w:r>
-        <w:rPr>
-          <w:bCs/>
-          <w:lang w:val="es-EC"/>
-        </w:rPr>
-        <w:t>dashboards</w:t>
-      </w:r>
-      <w:proofErr w:type="spellEnd"/>
-      <w:r>
-        <w:rPr>
-          <w:bCs/>
-          <w:lang w:val="es-EC"/>
-        </w:rPr>
-        <w:t xml:space="preserve"> interactivos que permiten responder a las preguntas de análisis y formular recomendaciones. </w:t>
+        <w:t xml:space="preserve"> Los conjuntos de datos limpios y estructurados fueron importados hacia Power BI. Aquí se construyó un modelo relacional (esquema en estrella) con tablas de hechos y dimensiones, sobre el cual se programaron medidas DAX. Esta capa expone los resultados a través de dashboards interactivos que permiten responder a las preguntas de análisis y formular recomendaciones. </w:t>
       </w:r>
     </w:p>
     <w:p>
@@ -1710,23 +1389,7 @@
           <w:bCs/>
           <w:lang w:val="es-EC"/>
         </w:rPr>
-        <w:t xml:space="preserve"> Acompaña a todo el ecosistema tecnológico, asegurando la reproducibilidad del proyecto. Incluye este informe en formato IEEE, el repositorio organizado en GitHub con su respectivo </w:t>
-      </w:r>
-      <w:proofErr w:type="spellStart"/>
-      <w:r>
-        <w:rPr>
-          <w:bCs/>
-          <w:lang w:val="es-EC"/>
-        </w:rPr>
-        <w:t>README</w:t>
-      </w:r>
-      <w:proofErr w:type="spellEnd"/>
-      <w:r>
-        <w:rPr>
-          <w:bCs/>
-          <w:lang w:val="es-EC"/>
-        </w:rPr>
-        <w:t xml:space="preserve">, los scripts de Python, los flujos de KNIME y el diccionario de datos. </w:t>
+        <w:t xml:space="preserve"> Acompaña a todo el ecosistema tecnológico, asegurando la reproducibilidad del proyecto. Incluye este informe en formato IEEE, el repositorio organizado en GitHub con su respectivo README, los scripts de Python, los flujos de KNIME y el diccionario de datos. </w:t>
       </w:r>
     </w:p>
     <w:p>
@@ -1905,23 +1568,7 @@
           <w:b/>
           <w:bCs/>
         </w:rPr>
-        <w:t>V. INGESTA Y ALMACENAMIENTO DE DATOS (</w:t>
-      </w:r>
-      <w:proofErr w:type="spellStart"/>
-      <w:r>
-        <w:rPr>
-          <w:b/>
-          <w:bCs/>
-        </w:rPr>
-        <w:t>STAGING</w:t>
-      </w:r>
-      <w:proofErr w:type="spellEnd"/>
-      <w:r>
-        <w:rPr>
-          <w:b/>
-          <w:bCs/>
-        </w:rPr>
-        <w:t>)</w:t>
+        <w:t>V. INGESTA Y ALMACENAMIENTO DE DATOS (STAGING)</w:t>
       </w:r>
     </w:p>
     <w:p>
@@ -1931,7 +1578,6 @@
       <w:r>
         <w:t xml:space="preserve">Previo a la fase de transformación visual en KNIME, se implementó un pipeline automatizado de ingesta utilizando el lenguaje de programación Python. El objetivo de esta etapa fue extraer los datos crudos desde sus fuentes originales, realizar una validación de lectura inicial y almacenarlos en repositorios centralizados, creando así un entorno híbrido de </w:t>
       </w:r>
-      <w:proofErr w:type="spellStart"/>
       <w:r>
         <w:rPr>
           <w:i/>
@@ -1939,7 +1585,6 @@
         </w:rPr>
         <w:t>Staging</w:t>
       </w:r>
-      <w:proofErr w:type="spellEnd"/>
       <w:r>
         <w:t>.</w:t>
       </w:r>
@@ -1956,23 +1601,7 @@
         <w:t>A. Extracción automatizada con Python</w:t>
       </w:r>
       <w:r>
-        <w:t xml:space="preserve"> Mediante el uso de </w:t>
-      </w:r>
-      <w:proofErr w:type="spellStart"/>
-      <w:r>
-        <w:t>Jupyter</w:t>
-      </w:r>
-      <w:proofErr w:type="spellEnd"/>
-      <w:r>
-        <w:t xml:space="preserve"> Notebooks y la </w:t>
-      </w:r>
-      <w:proofErr w:type="gramStart"/>
-      <w:r>
-        <w:t>librería pandas</w:t>
-      </w:r>
-      <w:proofErr w:type="gramEnd"/>
-      <w:r>
-        <w:t>, se desarrollaron scripts para la lectura de los múltiples archivos planos (CSV) y documentos estructurados (JSON). La utilización de Python permitió programar flujos de lectura masiva y manejar la codificación de caracteres de las fuentes gubernamentales antes de su inserción.</w:t>
+        <w:t xml:space="preserve"> Mediante el uso de Jupyter Notebooks y la librería pandas, se desarrollaron scripts para la lectura de los múltiples archivos planos (CSV) y documentos estructurados (JSON). La utilización de Python permitió programar flujos de lectura masiva y manejar la codificación de caracteres de las fuentes gubernamentales antes de su inserción.</w:t>
       </w:r>
     </w:p>
     <w:p>
@@ -2062,39 +1691,7 @@
         <w:t>B. Almacenamiento Relacional (MySQL)</w:t>
       </w:r>
       <w:r>
-        <w:t xml:space="preserve"> Los conjuntos de datos con naturaleza estrictamente tabular y transaccional (tales como métricas de consumo y presupuestos de proyectos) fueron </w:t>
-      </w:r>
-      <w:proofErr w:type="spellStart"/>
-      <w:r>
-        <w:t>ingestados</w:t>
-      </w:r>
-      <w:proofErr w:type="spellEnd"/>
-      <w:r>
-        <w:t xml:space="preserve"> en una base de datos relacional MySQL. Para la conexión y carga automatizada desde los </w:t>
-      </w:r>
-      <w:proofErr w:type="spellStart"/>
-      <w:r>
-        <w:t>DataFrames</w:t>
-      </w:r>
-      <w:proofErr w:type="spellEnd"/>
-      <w:r>
-        <w:t xml:space="preserve"> de Python hacia las tablas de MySQL, se utilizaron las librerías </w:t>
-      </w:r>
-      <w:proofErr w:type="spellStart"/>
-      <w:r>
-        <w:t>sqlalchemy</w:t>
-      </w:r>
-      <w:proofErr w:type="spellEnd"/>
-      <w:r>
-        <w:t xml:space="preserve"> y </w:t>
-      </w:r>
-      <w:proofErr w:type="spellStart"/>
-      <w:r>
-        <w:t>pymysql</w:t>
-      </w:r>
-      <w:proofErr w:type="spellEnd"/>
-      <w:r>
-        <w:t>, garantizando el respeto de los esquemas relacionales y los tipos de datos numéricos.</w:t>
+        <w:t xml:space="preserve"> Los conjuntos de datos con naturaleza estrictamente tabular y transaccional (tales como métricas de consumo y presupuestos de proyectos) fueron ingestados en una base de datos relacional MySQL. Para la conexión y carga automatizada desde los DataFrames de Python hacia las tablas de MySQL, se utilizaron las librerías sqlalchemy y pymysql, garantizando el respeto de los esquemas relacionales y los tipos de datos numéricos.</w:t>
       </w:r>
     </w:p>
     <w:p>
@@ -2172,23 +1769,8 @@
           <w:lang w:val="es-EC"/>
         </w:rPr>
         <w:lastRenderedPageBreak/>
-        <w:t xml:space="preserve">semiestructuradas, como los reportes estadísticos y registros de inversión, se optó por un esquema flexible. Utilizando la librería </w:t>
-      </w:r>
-      <w:proofErr w:type="spellStart"/>
-      <w:r>
-        <w:rPr>
-          <w:lang w:val="es-EC"/>
-        </w:rPr>
-        <w:t>pymongo</w:t>
-      </w:r>
-      <w:proofErr w:type="spellEnd"/>
-      <w:r>
-        <w:rPr>
-          <w:lang w:val="es-EC"/>
-        </w:rPr>
-        <w:t>, estos registros fueron insertados directamente en colecciones dentro de una base de datos NoSQL (MongoDB). Esto permitió conservar la jerarquía original de los documentos JSON sin pérdida de información, dejándolos disponibles para su posterior aplanamiento (</w:t>
-      </w:r>
-      <w:proofErr w:type="spellStart"/>
+        <w:t>semiestructuradas, como los reportes estadísticos y registros de inversión, se optó por un esquema flexible. Utilizando la librería pymongo, estos registros fueron insertados directamente en colecciones dentro de una base de datos NoSQL (MongoDB). Esto permitió conservar la jerarquía original de los documentos JSON sin pérdida de información, dejándolos disponibles para su posterior aplanamiento (</w:t>
+      </w:r>
       <w:r>
         <w:rPr>
           <w:i/>
@@ -2197,7 +1779,6 @@
         </w:rPr>
         <w:t>flattening</w:t>
       </w:r>
-      <w:proofErr w:type="spellEnd"/>
       <w:r>
         <w:rPr>
           <w:lang w:val="es-EC"/>
@@ -2289,23 +1870,7 @@
           <w:bCs/>
           <w:lang w:val="es-EC"/>
         </w:rPr>
-        <w:t xml:space="preserve">Para sustentar el análisis multidimensional de este caso de estudio y cumplir con los requisitos de volumen e integridad, se consolidó un ecosistema de 10 fuentes de datos heterogéneas, superando en conjunto la métrica de 2.5 millones de registros. Estas fuentes combinan datos reales extraídos de repositorios oficiales (como el INEC y entidades gubernamentales), enriquecidos con </w:t>
-      </w:r>
-      <w:proofErr w:type="spellStart"/>
-      <w:r>
-        <w:rPr>
-          <w:bCs/>
-          <w:lang w:val="es-EC"/>
-        </w:rPr>
-        <w:t>datasets</w:t>
-      </w:r>
-      <w:proofErr w:type="spellEnd"/>
-      <w:r>
-        <w:rPr>
-          <w:bCs/>
-          <w:lang w:val="es-EC"/>
-        </w:rPr>
-        <w:t xml:space="preserve"> complementarios estructurados a través de scripts de Python.</w:t>
+        <w:t>Para sustentar el análisis multidimensional de este caso de estudio y cumplir con los requisitos de volumen e integridad, se consolidó un ecosistema de 10 fuentes de datos heterogéneas, superando en conjunto la métrica de 2.5 millones de registros. Estas fuentes combinan datos reales extraídos de repositorios oficiales (como el INEC y entidades gubernamentales), enriquecidos con datasets complementarios estructurados a través de scripts de Python.</w:t>
       </w:r>
     </w:p>
     <w:p>
@@ -2360,7 +1925,6 @@
           <w:lang w:val="es-EC"/>
         </w:rPr>
       </w:pPr>
-      <w:proofErr w:type="spellStart"/>
       <w:r>
         <w:rPr>
           <w:b/>
@@ -2369,7 +1933,6 @@
         </w:rPr>
         <w:t>enemdu_consumidor</w:t>
       </w:r>
-      <w:proofErr w:type="spellEnd"/>
       <w:r>
         <w:rPr>
           <w:bCs/>
@@ -2391,34 +1954,14 @@
           <w:lang w:val="es-EC"/>
         </w:rPr>
       </w:pPr>
-      <w:proofErr w:type="spellStart"/>
       <w:r>
         <w:rPr>
           <w:b/>
           <w:bCs/>
           <w:lang w:val="es-EC"/>
         </w:rPr>
-        <w:t>dataset_economia_sucio</w:t>
-      </w:r>
-      <w:proofErr w:type="spellEnd"/>
-      <w:r>
-        <w:rPr>
-          <w:b/>
-          <w:bCs/>
-          <w:lang w:val="es-EC"/>
-        </w:rPr>
-        <w:t xml:space="preserve"> y </w:t>
-      </w:r>
-      <w:proofErr w:type="spellStart"/>
-      <w:r>
-        <w:rPr>
-          <w:b/>
-          <w:bCs/>
-          <w:lang w:val="es-EC"/>
-        </w:rPr>
-        <w:t>datos_sqlite_original</w:t>
-      </w:r>
-      <w:proofErr w:type="spellEnd"/>
+        <w:t>dataset_economia_sucio y datos_sqlite_original</w:t>
+      </w:r>
       <w:r>
         <w:rPr>
           <w:bCs/>
@@ -2446,7 +1989,6 @@
           <w:lang w:val="es-EC"/>
         </w:rPr>
       </w:pPr>
-      <w:proofErr w:type="spellStart"/>
       <w:r>
         <w:rPr>
           <w:b/>
@@ -2455,7 +1997,6 @@
         </w:rPr>
         <w:t>mica_bonos</w:t>
       </w:r>
-      <w:proofErr w:type="spellEnd"/>
       <w:r>
         <w:rPr>
           <w:bCs/>
@@ -2476,7 +2017,6 @@
           <w:lang w:val="es-EC"/>
         </w:rPr>
       </w:pPr>
-      <w:proofErr w:type="spellStart"/>
       <w:r>
         <w:rPr>
           <w:b/>
@@ -2485,7 +2025,6 @@
         </w:rPr>
         <w:t>proyectos_economias</w:t>
       </w:r>
-      <w:proofErr w:type="spellEnd"/>
       <w:r>
         <w:rPr>
           <w:bCs/>
@@ -2530,7 +2069,6 @@
           <w:lang w:val="es-EC"/>
         </w:rPr>
       </w:pPr>
-      <w:proofErr w:type="spellStart"/>
       <w:r>
         <w:rPr>
           <w:b/>
@@ -2539,7 +2077,6 @@
         </w:rPr>
         <w:t>iops_inversion</w:t>
       </w:r>
-      <w:proofErr w:type="spellEnd"/>
       <w:r>
         <w:rPr>
           <w:bCs/>
@@ -2560,7 +2097,6 @@
           <w:lang w:val="es-EC"/>
         </w:rPr>
       </w:pPr>
-      <w:proofErr w:type="spellStart"/>
       <w:r>
         <w:rPr>
           <w:b/>
@@ -2569,7 +2105,6 @@
         </w:rPr>
         <w:t>proyectos_ieps</w:t>
       </w:r>
-      <w:proofErr w:type="spellEnd"/>
       <w:r>
         <w:rPr>
           <w:bCs/>
@@ -2590,7 +2125,6 @@
           <w:lang w:val="es-EC"/>
         </w:rPr>
       </w:pPr>
-      <w:proofErr w:type="spellStart"/>
       <w:r>
         <w:rPr>
           <w:b/>
@@ -2599,7 +2133,6 @@
         </w:rPr>
         <w:t>reporte_estadistico</w:t>
       </w:r>
-      <w:proofErr w:type="spellEnd"/>
       <w:r>
         <w:rPr>
           <w:bCs/>
@@ -2640,35 +2173,7 @@
         <w:rPr>
           <w:bCs/>
         </w:rPr>
-        <w:t xml:space="preserve">El flujo de integración y refinamiento de datos (ETL) representa el núcleo operativo de la arquitectura. Se desarrolló utilizando KNIME </w:t>
-      </w:r>
-      <w:proofErr w:type="spellStart"/>
-      <w:r>
-        <w:rPr>
-          <w:bCs/>
-        </w:rPr>
-        <w:t>Analytics</w:t>
-      </w:r>
-      <w:proofErr w:type="spellEnd"/>
-      <w:r>
-        <w:rPr>
-          <w:bCs/>
-        </w:rPr>
-        <w:t xml:space="preserve"> </w:t>
-      </w:r>
-      <w:proofErr w:type="spellStart"/>
-      <w:r>
-        <w:rPr>
-          <w:bCs/>
-        </w:rPr>
-        <w:t>Platform</w:t>
-      </w:r>
-      <w:proofErr w:type="spellEnd"/>
-      <w:r>
-        <w:rPr>
-          <w:bCs/>
-        </w:rPr>
-        <w:t xml:space="preserve"> para automatizar el procesamiento de los registros mediante una secuencia de nodos especializados, dividiendo el pipeline en las siguientes fases lógicas:</w:t>
+        <w:t>El flujo de integración y refinamiento de datos (ETL) representa el núcleo operativo de la arquitectura. Se desarrolló utilizando KNIME Analytics Platform para automatizar el procesamiento de los registros mediante una secuencia de nodos especializados, dividiendo el pipeline en las siguientes fases lógicas:</w:t>
       </w:r>
     </w:p>
     <w:p>
@@ -2722,23 +2227,7 @@
           <w:bCs/>
           <w:lang w:val="es-EC"/>
         </w:rPr>
-        <w:t xml:space="preserve"> Se utilizó el nodo MySQL </w:t>
-      </w:r>
-      <w:proofErr w:type="spellStart"/>
-      <w:r>
-        <w:rPr>
-          <w:bCs/>
-          <w:lang w:val="es-EC"/>
-        </w:rPr>
-        <w:t>Connector</w:t>
-      </w:r>
-      <w:proofErr w:type="spellEnd"/>
-      <w:r>
-        <w:rPr>
-          <w:bCs/>
-          <w:lang w:val="es-EC"/>
-        </w:rPr>
-        <w:t xml:space="preserve"> </w:t>
+        <w:t xml:space="preserve"> Se utilizó el nodo MySQL Connector </w:t>
       </w:r>
     </w:p>
     <w:p>
@@ -2878,7 +2367,6 @@
         </w:rPr>
         <w:t xml:space="preserve">para apuntar a tablas específicas (como </w:t>
       </w:r>
-      <w:proofErr w:type="spellStart"/>
       <w:r>
         <w:rPr>
           <w:bCs/>
@@ -2888,7 +2376,6 @@
         </w:rPr>
         <w:t>dataset_economia_sucio</w:t>
       </w:r>
-      <w:proofErr w:type="spellEnd"/>
       <w:r>
         <w:rPr>
           <w:bCs/>
@@ -2896,7 +2383,6 @@
         </w:rPr>
         <w:t xml:space="preserve">, </w:t>
       </w:r>
-      <w:proofErr w:type="spellStart"/>
       <w:r>
         <w:rPr>
           <w:bCs/>
@@ -2906,7 +2392,6 @@
         </w:rPr>
         <w:t>enemdu_consumidor</w:t>
       </w:r>
-      <w:proofErr w:type="spellEnd"/>
       <w:r>
         <w:rPr>
           <w:bCs/>
@@ -2914,7 +2399,6 @@
         </w:rPr>
         <w:t xml:space="preserve"> y </w:t>
       </w:r>
-      <w:proofErr w:type="spellStart"/>
       <w:r>
         <w:rPr>
           <w:bCs/>
@@ -2924,7 +2408,6 @@
         </w:rPr>
         <w:t>mica_bonos</w:t>
       </w:r>
-      <w:proofErr w:type="spellEnd"/>
       <w:r>
         <w:rPr>
           <w:bCs/>
@@ -3028,23 +2511,7 @@
           <w:bCs/>
           <w:lang w:val="es-EC"/>
         </w:rPr>
-        <w:t xml:space="preserve"> Se empleó el MongoDB </w:t>
-      </w:r>
-      <w:proofErr w:type="spellStart"/>
-      <w:r>
-        <w:rPr>
-          <w:bCs/>
-          <w:lang w:val="es-EC"/>
-        </w:rPr>
-        <w:t>Connector</w:t>
-      </w:r>
-      <w:proofErr w:type="spellEnd"/>
-      <w:r>
-        <w:rPr>
-          <w:bCs/>
-          <w:lang w:val="es-EC"/>
-        </w:rPr>
-        <w:t xml:space="preserve"> </w:t>
+        <w:t xml:space="preserve"> Se empleó el MongoDB Connector </w:t>
       </w:r>
     </w:p>
     <w:p>
@@ -3184,7 +2651,6 @@
         </w:rPr>
         <w:t xml:space="preserve">para extraer colecciones como </w:t>
       </w:r>
-      <w:proofErr w:type="spellStart"/>
       <w:r>
         <w:rPr>
           <w:bCs/>
@@ -3194,7 +2660,6 @@
         </w:rPr>
         <w:t>ieps_inversion</w:t>
       </w:r>
-      <w:proofErr w:type="spellEnd"/>
       <w:r>
         <w:rPr>
           <w:bCs/>
@@ -3202,7 +2667,6 @@
         </w:rPr>
         <w:t xml:space="preserve"> y </w:t>
       </w:r>
-      <w:proofErr w:type="spellStart"/>
       <w:r>
         <w:rPr>
           <w:bCs/>
@@ -3212,7 +2676,6 @@
         </w:rPr>
         <w:t>reporte_estadistico</w:t>
       </w:r>
-      <w:proofErr w:type="spellEnd"/>
       <w:r>
         <w:rPr>
           <w:bCs/>
@@ -3294,39 +2757,7 @@
           <w:bCs/>
           <w:lang w:val="es-EC"/>
         </w:rPr>
-        <w:t>para "aplanar" (</w:t>
-      </w:r>
-      <w:proofErr w:type="spellStart"/>
-      <w:r>
-        <w:rPr>
-          <w:bCs/>
-          <w:lang w:val="es-EC"/>
-        </w:rPr>
-        <w:t>flatten</w:t>
-      </w:r>
-      <w:proofErr w:type="spellEnd"/>
-      <w:r>
-        <w:rPr>
-          <w:bCs/>
-          <w:lang w:val="es-EC"/>
-        </w:rPr>
-        <w:t xml:space="preserve">) la estructura documental, convirtiendo los </w:t>
-      </w:r>
-      <w:proofErr w:type="spellStart"/>
-      <w:r>
-        <w:rPr>
-          <w:bCs/>
-          <w:lang w:val="es-EC"/>
-        </w:rPr>
-        <w:t>arrays</w:t>
-      </w:r>
-      <w:proofErr w:type="spellEnd"/>
-      <w:r>
-        <w:rPr>
-          <w:bCs/>
-          <w:lang w:val="es-EC"/>
-        </w:rPr>
-        <w:t xml:space="preserve"> y objetos JSON en un formato tabular estándar procesable.</w:t>
+        <w:t>para "aplanar" (flatten) la estructura documental, convirtiendo los arrays y objetos JSON en un formato tabular estándar procesable.</w:t>
       </w:r>
     </w:p>
     <w:p>
@@ -3383,41 +2814,13 @@
           <w:lang w:val="es-EC"/>
         </w:rPr>
       </w:pPr>
-      <w:proofErr w:type="spellStart"/>
       <w:r>
         <w:rPr>
           <w:b/>
           <w:bCs/>
           <w:lang w:val="es-EC"/>
         </w:rPr>
-        <w:t>Missing</w:t>
-      </w:r>
-      <w:proofErr w:type="spellEnd"/>
-      <w:r>
-        <w:rPr>
-          <w:b/>
-          <w:bCs/>
-          <w:lang w:val="es-EC"/>
-        </w:rPr>
-        <w:t xml:space="preserve"> </w:t>
-      </w:r>
-      <w:proofErr w:type="spellStart"/>
-      <w:r>
-        <w:rPr>
-          <w:b/>
-          <w:bCs/>
-          <w:lang w:val="es-EC"/>
-        </w:rPr>
-        <w:t>Value</w:t>
-      </w:r>
-      <w:proofErr w:type="spellEnd"/>
-      <w:r>
-        <w:rPr>
-          <w:b/>
-          <w:bCs/>
-          <w:lang w:val="es-EC"/>
-        </w:rPr>
-        <w:t>:</w:t>
+        <w:t>Missing Value:</w:t>
       </w:r>
       <w:r>
         <w:rPr>
@@ -3492,59 +2895,13 @@
           <w:lang w:val="es-EC"/>
         </w:rPr>
       </w:pPr>
-      <w:proofErr w:type="spellStart"/>
       <w:r>
         <w:rPr>
           <w:b/>
           <w:bCs/>
           <w:lang w:val="es-EC"/>
         </w:rPr>
-        <w:t>Duplicate</w:t>
-      </w:r>
-      <w:proofErr w:type="spellEnd"/>
-      <w:r>
-        <w:rPr>
-          <w:b/>
-          <w:bCs/>
-          <w:lang w:val="es-EC"/>
-        </w:rPr>
-        <w:t xml:space="preserve"> </w:t>
-      </w:r>
-      <w:proofErr w:type="spellStart"/>
-      <w:r>
-        <w:rPr>
-          <w:b/>
-          <w:bCs/>
-          <w:lang w:val="es-EC"/>
-        </w:rPr>
-        <w:t>Row</w:t>
-      </w:r>
-      <w:proofErr w:type="spellEnd"/>
-      <w:r>
-        <w:rPr>
-          <w:b/>
-          <w:bCs/>
-          <w:lang w:val="es-EC"/>
-        </w:rPr>
-        <w:t xml:space="preserve"> </w:t>
-      </w:r>
-      <w:proofErr w:type="spellStart"/>
-      <w:r>
-        <w:rPr>
-          <w:b/>
-          <w:bCs/>
-          <w:lang w:val="es-EC"/>
-        </w:rPr>
-        <w:t>Filter</w:t>
-      </w:r>
-      <w:proofErr w:type="spellEnd"/>
-      <w:r>
-        <w:rPr>
-          <w:b/>
-          <w:bCs/>
-          <w:lang w:val="es-EC"/>
-        </w:rPr>
-        <w:t>:</w:t>
+        <w:t>Duplicate Row Filter:</w:t>
       </w:r>
       <w:r>
         <w:rPr>
@@ -3619,100 +2976,20 @@
           <w:lang w:val="es-EC"/>
         </w:rPr>
       </w:pPr>
-      <w:proofErr w:type="spellStart"/>
       <w:r>
         <w:rPr>
           <w:b/>
           <w:bCs/>
           <w:lang w:val="es-EC"/>
         </w:rPr>
-        <w:t>Column</w:t>
-      </w:r>
-      <w:proofErr w:type="spellEnd"/>
-      <w:r>
-        <w:rPr>
-          <w:b/>
-          <w:bCs/>
-          <w:lang w:val="es-EC"/>
-        </w:rPr>
-        <w:t xml:space="preserve"> </w:t>
-      </w:r>
-      <w:proofErr w:type="spellStart"/>
-      <w:r>
-        <w:rPr>
-          <w:b/>
-          <w:bCs/>
-          <w:lang w:val="es-EC"/>
-        </w:rPr>
-        <w:t>Filter</w:t>
-      </w:r>
-      <w:proofErr w:type="spellEnd"/>
-      <w:r>
-        <w:rPr>
-          <w:b/>
-          <w:bCs/>
-          <w:lang w:val="es-EC"/>
-        </w:rPr>
-        <w:t xml:space="preserve"> y </w:t>
-      </w:r>
-      <w:proofErr w:type="spellStart"/>
-      <w:r>
-        <w:rPr>
-          <w:b/>
-          <w:bCs/>
-          <w:lang w:val="es-EC"/>
-        </w:rPr>
-        <w:t>Row</w:t>
-      </w:r>
-      <w:proofErr w:type="spellEnd"/>
-      <w:r>
-        <w:rPr>
-          <w:b/>
-          <w:bCs/>
-          <w:lang w:val="es-EC"/>
-        </w:rPr>
-        <w:t xml:space="preserve"> </w:t>
-      </w:r>
-      <w:proofErr w:type="spellStart"/>
-      <w:r>
-        <w:rPr>
-          <w:b/>
-          <w:bCs/>
-          <w:lang w:val="es-EC"/>
-        </w:rPr>
-        <w:t>Filter</w:t>
-      </w:r>
-      <w:proofErr w:type="spellEnd"/>
-      <w:r>
-        <w:rPr>
-          <w:b/>
-          <w:bCs/>
-          <w:lang w:val="es-EC"/>
-        </w:rPr>
-        <w:t>:</w:t>
-      </w:r>
-      <w:r>
-        <w:rPr>
-          <w:bCs/>
-          <w:lang w:val="es-EC"/>
-        </w:rPr>
-        <w:t xml:space="preserve"> Implementados para reducir la dimensionalidad de los </w:t>
-      </w:r>
-      <w:proofErr w:type="spellStart"/>
-      <w:r>
-        <w:rPr>
-          <w:bCs/>
-          <w:lang w:val="es-EC"/>
-        </w:rPr>
-        <w:t>datasets</w:t>
-      </w:r>
-      <w:proofErr w:type="spellEnd"/>
-      <w:r>
-        <w:rPr>
-          <w:bCs/>
-          <w:lang w:val="es-EC"/>
-        </w:rPr>
-        <w:t xml:space="preserve">, eliminando columnas irrelevantes </w:t>
+        <w:t>Column Filter y Row Filter:</w:t>
+      </w:r>
+      <w:r>
+        <w:rPr>
+          <w:bCs/>
+          <w:lang w:val="es-EC"/>
+        </w:rPr>
+        <w:t xml:space="preserve"> Implementados para reducir la dimensionalidad de los datasets, eliminando columnas irrelevantes </w:t>
       </w:r>
       <w:r>
         <w:rPr>
@@ -3801,103 +3078,7 @@
           <w:bCs/>
           <w:lang w:val="es-EC"/>
         </w:rPr>
-        <w:t xml:space="preserve"> Se utilizaron los nodos </w:t>
-      </w:r>
-      <w:proofErr w:type="spellStart"/>
-      <w:r>
-        <w:rPr>
-          <w:bCs/>
-          <w:lang w:val="es-EC"/>
-        </w:rPr>
-        <w:t>String</w:t>
-      </w:r>
-      <w:proofErr w:type="spellEnd"/>
-      <w:r>
-        <w:rPr>
-          <w:bCs/>
-          <w:lang w:val="es-EC"/>
-        </w:rPr>
-        <w:t xml:space="preserve"> </w:t>
-      </w:r>
-      <w:proofErr w:type="spellStart"/>
-      <w:r>
-        <w:rPr>
-          <w:bCs/>
-          <w:lang w:val="es-EC"/>
-        </w:rPr>
-        <w:t>to</w:t>
-      </w:r>
-      <w:proofErr w:type="spellEnd"/>
-      <w:r>
-        <w:rPr>
-          <w:bCs/>
-          <w:lang w:val="es-EC"/>
-        </w:rPr>
-        <w:t xml:space="preserve"> </w:t>
-      </w:r>
-      <w:proofErr w:type="spellStart"/>
-      <w:r>
-        <w:rPr>
-          <w:bCs/>
-          <w:lang w:val="es-EC"/>
-        </w:rPr>
-        <w:t>Number</w:t>
-      </w:r>
-      <w:proofErr w:type="spellEnd"/>
-      <w:r>
-        <w:rPr>
-          <w:bCs/>
-          <w:lang w:val="es-EC"/>
-        </w:rPr>
-        <w:t xml:space="preserve"> y </w:t>
-      </w:r>
-      <w:proofErr w:type="spellStart"/>
-      <w:r>
-        <w:rPr>
-          <w:bCs/>
-          <w:lang w:val="es-EC"/>
-        </w:rPr>
-        <w:t>String</w:t>
-      </w:r>
-      <w:proofErr w:type="spellEnd"/>
-      <w:r>
-        <w:rPr>
-          <w:bCs/>
-          <w:lang w:val="es-EC"/>
-        </w:rPr>
-        <w:t xml:space="preserve"> </w:t>
-      </w:r>
-      <w:proofErr w:type="spellStart"/>
-      <w:r>
-        <w:rPr>
-          <w:bCs/>
-          <w:lang w:val="es-EC"/>
-        </w:rPr>
-        <w:t>to</w:t>
-      </w:r>
-      <w:proofErr w:type="spellEnd"/>
-      <w:r>
-        <w:rPr>
-          <w:bCs/>
-          <w:lang w:val="es-EC"/>
-        </w:rPr>
-        <w:t xml:space="preserve"> </w:t>
-      </w:r>
-      <w:proofErr w:type="spellStart"/>
-      <w:r>
-        <w:rPr>
-          <w:bCs/>
-          <w:lang w:val="es-EC"/>
-        </w:rPr>
-        <w:t>Date&amp;Time</w:t>
-      </w:r>
-      <w:proofErr w:type="spellEnd"/>
-      <w:r>
-        <w:rPr>
-          <w:bCs/>
-          <w:lang w:val="es-EC"/>
-        </w:rPr>
-        <w:t xml:space="preserve"> para corregir los metadatos de las columnas, asegurando que las variables económicas sean reconocidas matemáticamente y las fechas mantengan un formato temporal válido para el modelo dimensional.</w:t>
+        <w:t xml:space="preserve"> Se utilizaron los nodos String to Number y String to Date&amp;Time para corregir los metadatos de las columnas, asegurando que las variables económicas sean reconocidas matemáticamente y las fechas mantengan un formato temporal válido para el modelo dimensional.</w:t>
       </w:r>
     </w:p>
     <w:p>
@@ -4007,23 +3188,13 @@
           <w:lang w:val="es-EC"/>
         </w:rPr>
       </w:pPr>
-      <w:proofErr w:type="spellStart"/>
       <w:r>
         <w:rPr>
           <w:b/>
           <w:bCs/>
           <w:lang w:val="es-EC"/>
         </w:rPr>
-        <w:t>Joiner</w:t>
-      </w:r>
-      <w:proofErr w:type="spellEnd"/>
-      <w:r>
-        <w:rPr>
-          <w:b/>
-          <w:bCs/>
-          <w:lang w:val="es-EC"/>
-        </w:rPr>
-        <w:t>:</w:t>
+        <w:t>Joiner:</w:t>
       </w:r>
       <w:r>
         <w:rPr>
@@ -4104,25 +3275,7 @@
           <w:bCs/>
           <w:lang w:val="es-EC"/>
         </w:rPr>
-        <w:t xml:space="preserve">CSV </w:t>
-      </w:r>
-      <w:proofErr w:type="spellStart"/>
-      <w:r>
-        <w:rPr>
-          <w:b/>
-          <w:bCs/>
-          <w:lang w:val="es-EC"/>
-        </w:rPr>
-        <w:t>Writer</w:t>
-      </w:r>
-      <w:proofErr w:type="spellEnd"/>
-      <w:r>
-        <w:rPr>
-          <w:b/>
-          <w:bCs/>
-          <w:lang w:val="es-EC"/>
-        </w:rPr>
-        <w:t>:</w:t>
+        <w:t>CSV Writer:</w:t>
       </w:r>
       <w:r>
         <w:rPr>
@@ -4131,7 +3284,6 @@
         </w:rPr>
         <w:t xml:space="preserve"> Como paso final, las salidas de los nodos </w:t>
       </w:r>
-      <w:proofErr w:type="spellStart"/>
       <w:r>
         <w:rPr>
           <w:bCs/>
@@ -4141,29 +3293,12 @@
         </w:rPr>
         <w:t>Joiner</w:t>
       </w:r>
-      <w:proofErr w:type="spellEnd"/>
-      <w:r>
-        <w:rPr>
-          <w:bCs/>
-          <w:lang w:val="es-EC"/>
-        </w:rPr>
-        <w:t xml:space="preserve"> fueron dirigidas hacia nodos de escritura. Estos configuraron la exportación de los </w:t>
-      </w:r>
-      <w:proofErr w:type="spellStart"/>
-      <w:r>
-        <w:rPr>
-          <w:bCs/>
-          <w:lang w:val="es-EC"/>
-        </w:rPr>
-        <w:t>datasets</w:t>
-      </w:r>
-      <w:proofErr w:type="spellEnd"/>
-      <w:r>
-        <w:rPr>
-          <w:bCs/>
-          <w:lang w:val="es-EC"/>
-        </w:rPr>
-        <w:t xml:space="preserve"> ya consolidados y </w:t>
+      <w:r>
+        <w:rPr>
+          <w:bCs/>
+          <w:lang w:val="es-EC"/>
+        </w:rPr>
+        <w:t xml:space="preserve"> fueron dirigidas hacia nodos de escritura. Estos configuraron la exportación de los datasets ya consolidados y </w:t>
       </w:r>
       <w:r>
         <w:rPr>
@@ -4281,15 +3416,7 @@
         </w:rPr>
       </w:pPr>
       <w:r>
-        <w:t xml:space="preserve">La aplicación de las reglas de limpieza en KNIME generó una transformación significativa en la estructura del </w:t>
-      </w:r>
-      <w:proofErr w:type="spellStart"/>
-      <w:r>
-        <w:t>dataset</w:t>
-      </w:r>
-      <w:proofErr w:type="spellEnd"/>
-      <w:r>
-        <w:t>, asegurando la integridad referencial. A continuación, se presenta la evidencia visual del estado de los datos antes y después del procesamiento.</w:t>
+        <w:t>La aplicación de las reglas de limpieza en KNIME generó una transformación significativa en la estructura del dataset, asegurando la integridad referencial. A continuación, se presenta la evidencia visual del estado de los datos antes y después del procesamiento.</w:t>
       </w:r>
     </w:p>
     <w:p>
@@ -4452,19 +3579,152 @@
         <w:pStyle w:val="NormalWeb"/>
         <w:spacing w:after="240"/>
         <w:rPr>
-          <w:b/>
-        </w:rPr>
-      </w:pPr>
+          <w:bCs/>
+          <w:sz w:val="22"/>
+          <w:szCs w:val="22"/>
+        </w:rPr>
+      </w:pPr>
+      <w:r>
+        <w:rPr>
+          <w:bCs/>
+          <w:sz w:val="22"/>
+          <w:szCs w:val="22"/>
+        </w:rPr>
+        <w:t>Al momento de analizar datos de suma de beneficiaros por tipo de proyecto nos dimos en cuenta que los proyectos tales como el productivo son mas demandables que los de acopio y turístico.</w:t>
+      </w:r>
     </w:p>
     <w:p>
       <w:pPr>
         <w:pStyle w:val="NormalWeb"/>
         <w:spacing w:after="240"/>
         <w:rPr>
-          <w:b/>
-          <w:lang w:val="es-EC"/>
-        </w:rPr>
-      </w:pPr>
+          <w:bCs/>
+          <w:sz w:val="22"/>
+          <w:szCs w:val="22"/>
+        </w:rPr>
+      </w:pPr>
+      <w:r>
+        <w:rPr>
+          <w:bCs/>
+          <w:sz w:val="22"/>
+          <w:szCs w:val="22"/>
+        </w:rPr>
+        <w:drawing>
+          <wp:inline distT="0" distB="0" distL="0" distR="0" wp14:anchorId="1E09AE90" wp14:editId="08E63C49">
+            <wp:extent cx="2744470" cy="1343025"/>
+            <wp:effectExtent l="0" t="0" r="0" b="9525"/>
+            <wp:docPr id="1157943523" name="Imagen 1"/>
+            <wp:cNvGraphicFramePr>
+              <a:graphicFrameLocks xmlns:a="http://schemas.openxmlformats.org/drawingml/2006/main" noChangeAspect="1"/>
+            </wp:cNvGraphicFramePr>
+            <a:graphic xmlns:a="http://schemas.openxmlformats.org/drawingml/2006/main">
+              <a:graphicData uri="http://schemas.openxmlformats.org/drawingml/2006/picture">
+                <pic:pic xmlns:pic="http://schemas.openxmlformats.org/drawingml/2006/picture">
+                  <pic:nvPicPr>
+                    <pic:cNvPr id="1157943523" name=""/>
+                    <pic:cNvPicPr/>
+                  </pic:nvPicPr>
+                  <pic:blipFill>
+                    <a:blip r:embed="rId32"/>
+                    <a:stretch>
+                      <a:fillRect/>
+                    </a:stretch>
+                  </pic:blipFill>
+                  <pic:spPr>
+                    <a:xfrm>
+                      <a:off x="0" y="0"/>
+                      <a:ext cx="2744470" cy="1343025"/>
+                    </a:xfrm>
+                    <a:prstGeom prst="rect">
+                      <a:avLst/>
+                    </a:prstGeom>
+                  </pic:spPr>
+                </pic:pic>
+              </a:graphicData>
+            </a:graphic>
+          </wp:inline>
+        </w:drawing>
+      </w:r>
+    </w:p>
+    <w:p>
+      <w:pPr>
+        <w:pStyle w:val="NormalWeb"/>
+        <w:spacing w:after="240"/>
+        <w:rPr>
+          <w:bCs/>
+          <w:sz w:val="22"/>
+          <w:szCs w:val="22"/>
+        </w:rPr>
+      </w:pPr>
+      <w:r>
+        <w:rPr>
+          <w:bCs/>
+          <w:sz w:val="22"/>
+          <w:szCs w:val="22"/>
+        </w:rPr>
+        <w:t xml:space="preserve">Se ve que hay un beneficio el cual es superdemandado al momento de analizar los datos el cual es </w:t>
+      </w:r>
+      <w:r>
+        <w:rPr>
+          <w:bCs/>
+          <w:sz w:val="22"/>
+          <w:szCs w:val="22"/>
+        </w:rPr>
+        <w:drawing>
+          <wp:inline distT="0" distB="0" distL="0" distR="0" wp14:anchorId="5EFCCEC4" wp14:editId="33966922">
+            <wp:extent cx="2744470" cy="840740"/>
+            <wp:effectExtent l="0" t="0" r="0" b="0"/>
+            <wp:docPr id="1326638324" name="Imagen 1"/>
+            <wp:cNvGraphicFramePr>
+              <a:graphicFrameLocks xmlns:a="http://schemas.openxmlformats.org/drawingml/2006/main" noChangeAspect="1"/>
+            </wp:cNvGraphicFramePr>
+            <a:graphic xmlns:a="http://schemas.openxmlformats.org/drawingml/2006/main">
+              <a:graphicData uri="http://schemas.openxmlformats.org/drawingml/2006/picture">
+                <pic:pic xmlns:pic="http://schemas.openxmlformats.org/drawingml/2006/picture">
+                  <pic:nvPicPr>
+                    <pic:cNvPr id="1326638324" name=""/>
+                    <pic:cNvPicPr/>
+                  </pic:nvPicPr>
+                  <pic:blipFill>
+                    <a:blip r:embed="rId33"/>
+                    <a:stretch>
+                      <a:fillRect/>
+                    </a:stretch>
+                  </pic:blipFill>
+                  <pic:spPr>
+                    <a:xfrm>
+                      <a:off x="0" y="0"/>
+                      <a:ext cx="2744470" cy="840740"/>
+                    </a:xfrm>
+                    <a:prstGeom prst="rect">
+                      <a:avLst/>
+                    </a:prstGeom>
+                  </pic:spPr>
+                </pic:pic>
+              </a:graphicData>
+            </a:graphic>
+          </wp:inline>
+        </w:drawing>
+      </w:r>
+    </w:p>
+    <w:p>
+      <w:pPr>
+        <w:pStyle w:val="NormalWeb"/>
+        <w:spacing w:after="240"/>
+        <w:rPr>
+          <w:bCs/>
+          <w:sz w:val="22"/>
+          <w:szCs w:val="22"/>
+        </w:rPr>
+      </w:pPr>
+      <w:r>
+        <w:rPr>
+          <w:bCs/>
+          <w:sz w:val="22"/>
+          <w:szCs w:val="22"/>
+        </w:rPr>
+        <w:t>Esto nos puede dar una idea el cual nos puede decir que le encuentran mas atractiva y de mejor demanda lo que nos sugiere que se puede explotar o incluso revisar los demás beneficios que no tiene el bono lo que tiene el bono mas demandado.</w:t>
+      </w:r>
     </w:p>
     <w:p>
       <w:pPr>
@@ -4494,15 +3754,137 @@
           <w:b/>
         </w:rPr>
       </w:pPr>
+      <w:r>
+        <w:rPr>
+          <w:b/>
+        </w:rPr>
+        <w:drawing>
+          <wp:inline distT="0" distB="0" distL="0" distR="0" wp14:anchorId="4E909AE2" wp14:editId="51E1E6CA">
+            <wp:extent cx="2744470" cy="1576070"/>
+            <wp:effectExtent l="0" t="0" r="0" b="5080"/>
+            <wp:docPr id="1307217349" name="Imagen 1"/>
+            <wp:cNvGraphicFramePr>
+              <a:graphicFrameLocks xmlns:a="http://schemas.openxmlformats.org/drawingml/2006/main" noChangeAspect="1"/>
+            </wp:cNvGraphicFramePr>
+            <a:graphic xmlns:a="http://schemas.openxmlformats.org/drawingml/2006/main">
+              <a:graphicData uri="http://schemas.openxmlformats.org/drawingml/2006/picture">
+                <pic:pic xmlns:pic="http://schemas.openxmlformats.org/drawingml/2006/picture">
+                  <pic:nvPicPr>
+                    <pic:cNvPr id="1307217349" name=""/>
+                    <pic:cNvPicPr/>
+                  </pic:nvPicPr>
+                  <pic:blipFill>
+                    <a:blip r:embed="rId34"/>
+                    <a:stretch>
+                      <a:fillRect/>
+                    </a:stretch>
+                  </pic:blipFill>
+                  <pic:spPr>
+                    <a:xfrm>
+                      <a:off x="0" y="0"/>
+                      <a:ext cx="2744470" cy="1576070"/>
+                    </a:xfrm>
+                    <a:prstGeom prst="rect">
+                      <a:avLst/>
+                    </a:prstGeom>
+                  </pic:spPr>
+                </pic:pic>
+              </a:graphicData>
+            </a:graphic>
+          </wp:inline>
+        </w:drawing>
+      </w:r>
     </w:p>
     <w:p>
       <w:pPr>
         <w:pStyle w:val="NormalWeb"/>
         <w:spacing w:after="240"/>
         <w:rPr>
-          <w:b/>
-        </w:rPr>
-      </w:pPr>
+          <w:bCs/>
+          <w:sz w:val="22"/>
+          <w:szCs w:val="22"/>
+        </w:rPr>
+      </w:pPr>
+      <w:r>
+        <w:rPr>
+          <w:bCs/>
+          <w:sz w:val="22"/>
+          <w:szCs w:val="22"/>
+        </w:rPr>
+        <w:t>Aqui se aprecia una relación entre provincia y cantones lo cuales como se dijo en un principio nos basamos en datos de nuestro país Ecuador el cual a la final se puede visualizar todo tipo de dato.</w:t>
+      </w:r>
+    </w:p>
+    <w:p>
+      <w:pPr>
+        <w:pStyle w:val="NormalWeb"/>
+        <w:spacing w:after="240"/>
+        <w:rPr>
+          <w:bCs/>
+          <w:sz w:val="22"/>
+          <w:szCs w:val="22"/>
+        </w:rPr>
+      </w:pPr>
+      <w:r>
+        <w:rPr>
+          <w:bCs/>
+          <w:sz w:val="22"/>
+          <w:szCs w:val="22"/>
+        </w:rPr>
+        <w:drawing>
+          <wp:inline distT="0" distB="0" distL="0" distR="0" wp14:anchorId="4CE726E3" wp14:editId="041B0B9D">
+            <wp:extent cx="2744470" cy="1432560"/>
+            <wp:effectExtent l="0" t="0" r="0" b="0"/>
+            <wp:docPr id="395445982" name="Imagen 1"/>
+            <wp:cNvGraphicFramePr>
+              <a:graphicFrameLocks xmlns:a="http://schemas.openxmlformats.org/drawingml/2006/main" noChangeAspect="1"/>
+            </wp:cNvGraphicFramePr>
+            <a:graphic xmlns:a="http://schemas.openxmlformats.org/drawingml/2006/main">
+              <a:graphicData uri="http://schemas.openxmlformats.org/drawingml/2006/picture">
+                <pic:pic xmlns:pic="http://schemas.openxmlformats.org/drawingml/2006/picture">
+                  <pic:nvPicPr>
+                    <pic:cNvPr id="395445982" name=""/>
+                    <pic:cNvPicPr/>
+                  </pic:nvPicPr>
+                  <pic:blipFill>
+                    <a:blip r:embed="rId35"/>
+                    <a:stretch>
+                      <a:fillRect/>
+                    </a:stretch>
+                  </pic:blipFill>
+                  <pic:spPr>
+                    <a:xfrm>
+                      <a:off x="0" y="0"/>
+                      <a:ext cx="2744470" cy="1432560"/>
+                    </a:xfrm>
+                    <a:prstGeom prst="rect">
+                      <a:avLst/>
+                    </a:prstGeom>
+                  </pic:spPr>
+                </pic:pic>
+              </a:graphicData>
+            </a:graphic>
+          </wp:inline>
+        </w:drawing>
+      </w:r>
+    </w:p>
+    <w:p>
+      <w:pPr>
+        <w:pStyle w:val="NormalWeb"/>
+        <w:spacing w:after="240"/>
+        <w:rPr>
+          <w:bCs/>
+          <w:sz w:val="22"/>
+          <w:szCs w:val="22"/>
+        </w:rPr>
+      </w:pPr>
+      <w:r>
+        <w:rPr>
+          <w:bCs/>
+          <w:sz w:val="22"/>
+          <w:szCs w:val="22"/>
+        </w:rPr>
+        <w:t>Vision de la correlación que se tiene entre las tablas.</w:t>
+      </w:r>
     </w:p>
     <w:p>
       <w:pPr>
@@ -4627,6 +4009,7 @@
           <w:bCs/>
           <w:lang w:val="es-EC"/>
         </w:rPr>
+        <w:lastRenderedPageBreak/>
         <w:t>Durante el ciclo de desarrollo del proyecto, se solventaron los siguientes incidentes técnicos:</w:t>
       </w:r>
     </w:p>
@@ -4656,14 +4039,7 @@
           <w:bCs/>
           <w:lang w:val="es-EC"/>
         </w:rPr>
-        <w:t xml:space="preserve"> Las bases de datos presentaban discrepancias </w:t>
-      </w:r>
-      <w:r>
-        <w:rPr>
-          <w:bCs/>
-          <w:lang w:val="es-EC"/>
-        </w:rPr>
-        <w:t xml:space="preserve">tipográficas, registros duplicados y vacíos de información. </w:t>
+        <w:t xml:space="preserve"> Las bases de datos presentaban discrepancias tipográficas, registros duplicados y vacíos de información. </w:t>
       </w:r>
       <w:r>
         <w:rPr>
@@ -4679,87 +4055,7 @@
           <w:bCs/>
           <w:lang w:val="es-EC"/>
         </w:rPr>
-        <w:t xml:space="preserve"> Implementación de nodos de limpieza automatizada (</w:t>
-      </w:r>
-      <w:proofErr w:type="spellStart"/>
-      <w:r>
-        <w:rPr>
-          <w:bCs/>
-          <w:lang w:val="es-EC"/>
-        </w:rPr>
-        <w:t>Missing</w:t>
-      </w:r>
-      <w:proofErr w:type="spellEnd"/>
-      <w:r>
-        <w:rPr>
-          <w:bCs/>
-          <w:lang w:val="es-EC"/>
-        </w:rPr>
-        <w:t xml:space="preserve"> </w:t>
-      </w:r>
-      <w:proofErr w:type="spellStart"/>
-      <w:r>
-        <w:rPr>
-          <w:bCs/>
-          <w:lang w:val="es-EC"/>
-        </w:rPr>
-        <w:t>Value</w:t>
-      </w:r>
-      <w:proofErr w:type="spellEnd"/>
-      <w:r>
-        <w:rPr>
-          <w:bCs/>
-          <w:lang w:val="es-EC"/>
-        </w:rPr>
-        <w:t xml:space="preserve">, </w:t>
-      </w:r>
-      <w:proofErr w:type="spellStart"/>
-      <w:r>
-        <w:rPr>
-          <w:bCs/>
-          <w:lang w:val="es-EC"/>
-        </w:rPr>
-        <w:t>Duplicate</w:t>
-      </w:r>
-      <w:proofErr w:type="spellEnd"/>
-      <w:r>
-        <w:rPr>
-          <w:bCs/>
-          <w:lang w:val="es-EC"/>
-        </w:rPr>
-        <w:t xml:space="preserve"> </w:t>
-      </w:r>
-      <w:proofErr w:type="spellStart"/>
-      <w:r>
-        <w:rPr>
-          <w:bCs/>
-          <w:lang w:val="es-EC"/>
-        </w:rPr>
-        <w:t>Row</w:t>
-      </w:r>
-      <w:proofErr w:type="spellEnd"/>
-      <w:r>
-        <w:rPr>
-          <w:bCs/>
-          <w:lang w:val="es-EC"/>
-        </w:rPr>
-        <w:t xml:space="preserve"> </w:t>
-      </w:r>
-      <w:proofErr w:type="spellStart"/>
-      <w:r>
-        <w:rPr>
-          <w:bCs/>
-          <w:lang w:val="es-EC"/>
-        </w:rPr>
-        <w:t>Filter</w:t>
-      </w:r>
-      <w:proofErr w:type="spellEnd"/>
-      <w:r>
-        <w:rPr>
-          <w:bCs/>
-          <w:lang w:val="es-EC"/>
-        </w:rPr>
-        <w:t xml:space="preserve"> y conversión de tipos) dentro del pipeline de KNIME.</w:t>
+        <w:t xml:space="preserve"> Implementación de nodos de limpieza automatizada (Missing Value, Duplicate Row Filter y conversión de tipos) dentro del pipeline de KNIME.</w:t>
       </w:r>
     </w:p>
     <w:p>
@@ -4806,7 +4102,6 @@
         </w:rPr>
         <w:t xml:space="preserve"> Uso de una capa de </w:t>
       </w:r>
-      <w:proofErr w:type="spellStart"/>
       <w:r>
         <w:rPr>
           <w:bCs/>
@@ -4816,7 +4111,6 @@
         </w:rPr>
         <w:t>Staging</w:t>
       </w:r>
-      <w:proofErr w:type="spellEnd"/>
       <w:r>
         <w:rPr>
           <w:bCs/>
@@ -4831,9 +4125,15 @@
           <w:iCs/>
           <w:lang w:val="es-EC"/>
         </w:rPr>
-        <w:t xml:space="preserve">JSON </w:t>
-      </w:r>
-      <w:proofErr w:type="spellStart"/>
+        <w:t>JSON to Table</w:t>
+      </w:r>
+      <w:r>
+        <w:rPr>
+          <w:bCs/>
+          <w:lang w:val="es-EC"/>
+        </w:rPr>
+        <w:t>) junto con cruces relacionales (</w:t>
+      </w:r>
       <w:r>
         <w:rPr>
           <w:bCs/>
@@ -4841,36 +4141,8 @@
           <w:iCs/>
           <w:lang w:val="es-EC"/>
         </w:rPr>
-        <w:t>to</w:t>
-      </w:r>
-      <w:proofErr w:type="spellEnd"/>
-      <w:r>
-        <w:rPr>
-          <w:bCs/>
-          <w:i/>
-          <w:iCs/>
-          <w:lang w:val="es-EC"/>
-        </w:rPr>
-        <w:t xml:space="preserve"> Table</w:t>
-      </w:r>
-      <w:r>
-        <w:rPr>
-          <w:bCs/>
-          <w:lang w:val="es-EC"/>
-        </w:rPr>
-        <w:t>) junto con cruces relacionales (</w:t>
-      </w:r>
-      <w:proofErr w:type="spellStart"/>
-      <w:r>
-        <w:rPr>
-          <w:bCs/>
-          <w:i/>
-          <w:iCs/>
-          <w:lang w:val="es-EC"/>
-        </w:rPr>
         <w:t>Joiner</w:t>
       </w:r>
-      <w:proofErr w:type="spellEnd"/>
       <w:r>
         <w:rPr>
           <w:bCs/>
@@ -4905,23 +4177,7 @@
           <w:bCs/>
           <w:lang w:val="es-EC"/>
         </w:rPr>
-        <w:t xml:space="preserve"> Bloqueos al intentar subir archivos pesados en la carpeta de datos debido a restricciones del archivo .</w:t>
-      </w:r>
-      <w:proofErr w:type="spellStart"/>
-      <w:r>
-        <w:rPr>
-          <w:bCs/>
-          <w:lang w:val="es-EC"/>
-        </w:rPr>
-        <w:t>gitignore</w:t>
-      </w:r>
-      <w:proofErr w:type="spellEnd"/>
-      <w:r>
-        <w:rPr>
-          <w:bCs/>
-          <w:lang w:val="es-EC"/>
-        </w:rPr>
-        <w:t xml:space="preserve"> y errores de permisos (código 403). </w:t>
+        <w:t xml:space="preserve"> Bloqueos al intentar subir archivos pesados en la carpeta de datos debido a restricciones del archivo .gitignore y errores de permisos (código 403). </w:t>
       </w:r>
       <w:r>
         <w:rPr>
@@ -4937,23 +4193,7 @@
           <w:bCs/>
           <w:lang w:val="es-EC"/>
         </w:rPr>
-        <w:t xml:space="preserve"> Limpieza de credenciales obsoletas en el Administrador de Windows, </w:t>
-      </w:r>
-      <w:proofErr w:type="spellStart"/>
-      <w:r>
-        <w:rPr>
-          <w:bCs/>
-          <w:lang w:val="es-EC"/>
-        </w:rPr>
-        <w:t>reautenticación</w:t>
-      </w:r>
-      <w:proofErr w:type="spellEnd"/>
-      <w:r>
-        <w:rPr>
-          <w:bCs/>
-          <w:lang w:val="es-EC"/>
-        </w:rPr>
-        <w:t xml:space="preserve"> de la cuenta correcta y forzado de seguimiento de archivos con la terminal </w:t>
+        <w:t xml:space="preserve"> Limpieza de credenciales obsoletas en el Administrador de Windows, reautenticación de la cuenta correcta y forzado de seguimiento de archivos con la terminal </w:t>
       </w:r>
     </w:p>
     <w:p>
@@ -5062,7 +4302,6 @@
           <w:bCs/>
           <w:lang w:val="es-EC"/>
         </w:rPr>
-        <w:lastRenderedPageBreak/>
         <w:t>XII. RECOMENDACIONES</w:t>
       </w:r>
     </w:p>
@@ -5159,11 +4398,13 @@
         <w:spacing w:after="240"/>
         <w:rPr>
           <w:b/>
+          <w:lang w:val="en-US"/>
         </w:rPr>
       </w:pPr>
       <w:r>
         <w:rPr>
           <w:b/>
+          <w:lang w:val="en-US"/>
         </w:rPr>
         <w:t>link GitHub</w:t>
       </w:r>
@@ -5174,11 +4415,13 @@
         <w:spacing w:after="240"/>
         <w:rPr>
           <w:bCs/>
-        </w:rPr>
-      </w:pPr>
-      <w:r>
-        <w:rPr>
-          <w:bCs/>
+          <w:lang w:val="en-US"/>
+        </w:rPr>
+      </w:pPr>
+      <w:r>
+        <w:rPr>
+          <w:bCs/>
+          <w:lang w:val="en-US"/>
         </w:rPr>
         <w:t xml:space="preserve">https://github.com/karenquinatoa/Proyecto_Analisis_Datos_2026.git </w:t>
       </w:r>
@@ -5189,11 +4432,13 @@
         <w:spacing w:after="240"/>
         <w:rPr>
           <w:bCs/>
-        </w:rPr>
-      </w:pPr>
-      <w:r>
-        <w:rPr>
-          <w:bCs/>
+          <w:lang w:val="en-US"/>
+        </w:rPr>
+      </w:pPr>
+      <w:r>
+        <w:rPr>
+          <w:bCs/>
+          <w:lang w:val="en-US"/>
         </w:rPr>
         <w:t xml:space="preserve">https://github.com/karenquinatoa/Proyecto_Analisis_Datos_2026.git </w:t>
       </w:r>
@@ -5204,6 +4449,7 @@
         <w:spacing w:after="240"/>
         <w:rPr>
           <w:bCs/>
+          <w:lang w:val="en-US"/>
         </w:rPr>
       </w:pPr>
     </w:p>
@@ -5213,7 +4459,7 @@
         <w:spacing w:after="240"/>
         <w:rPr>
           <w:b/>
-          <w:lang w:val="es-EC"/>
+          <w:lang w:val="en-US"/>
         </w:rPr>
       </w:pPr>
     </w:p>
@@ -5223,7 +4469,7 @@
         <w:spacing w:after="240"/>
         <w:rPr>
           <w:b/>
-          <w:lang w:val="es-EC"/>
+          <w:lang w:val="en-US"/>
         </w:rPr>
       </w:pPr>
     </w:p>
@@ -5232,6 +4478,7 @@
         <w:spacing w:after="240"/>
         <w:rPr>
           <w:b/>
+          <w:lang w:val="en-US"/>
         </w:rPr>
       </w:pPr>
     </w:p>
@@ -5248,7 +4495,7 @@
 </file>
 
 <file path=word/endnotes.xml><?xml version="1.0" encoding="utf-8"?>
-<w:endnotes xmlns:wpc="http://schemas.microsoft.com/office/word/2010/wordprocessingCanvas" xmlns:cx="http://schemas.microsoft.com/office/drawing/2014/chartex" xmlns:cx1="http://schemas.microsoft.com/office/drawing/2015/9/8/chartex" xmlns:cx2="http://schemas.microsoft.com/office/drawing/2015/10/21/chartex" xmlns:cx3="http://schemas.microsoft.com/office/drawing/2016/5/9/chartex" xmlns:cx4="http://schemas.microsoft.com/office/drawing/2016/5/10/chartex" xmlns:cx5="http://schemas.microsoft.com/office/drawing/2016/5/11/chartex" xmlns:cx6="http://schemas.microsoft.com/office/drawing/2016/5/12/chartex" xmlns:cx7="http://schemas.microsoft.com/office/drawing/2016/5/13/chartex" xmlns:cx8="http://schemas.microsoft.com/office/drawing/2016/5/14/chartex" xmlns:mc="http://schemas.openxmlformats.org/markup-compatibility/2006" xmlns:aink="http://schemas.microsoft.com/office/drawing/2016/ink" xmlns:am3d="http://schemas.microsoft.com/office/drawing/2017/model3d" xmlns:o="urn:schemas-microsoft-com:office:office" xmlns:oel="http://schemas.microsoft.com/office/2019/extlst" xmlns:r="http://schemas.openxmlformats.org/officeDocument/2006/relationships" xmlns:m="http://schemas.openxmlformats.org/officeDocument/2006/math" xmlns:v="urn:schemas-microsoft-com:vml" xmlns:wp14="http://schemas.microsoft.com/office/word/2010/wordprocessingDrawing" xmlns:wp="http://schemas.openxmlformats.org/drawingml/2006/wordprocessingDrawing" xmlns:w10="urn:schemas-microsoft-com:office:word" xmlns:w="http://schemas.openxmlformats.org/wordprocessingml/2006/main" xmlns:w14="http://schemas.microsoft.com/office/word/2010/wordml" xmlns:w15="http://schemas.microsoft.com/office/word/2012/wordml" xmlns:w16cex="http://schemas.microsoft.com/office/word/2018/wordml/cex" xmlns:w16cid="http://schemas.microsoft.com/office/word/2016/wordml/cid" xmlns:w16="http://schemas.microsoft.com/office/word/2018/wordml" xmlns:w16sdtdh="http://schemas.microsoft.com/office/word/2020/wordml/sdtdatahash" xmlns:w16se="http://schemas.microsoft.com/office/word/2015/wordml/symex" xmlns:wpg="http://schemas.microsoft.com/office/word/2010/wordprocessingGroup" xmlns:wpi="http://schemas.microsoft.com/office/word/2010/wordprocessingInk" xmlns:wne="http://schemas.microsoft.com/office/word/2006/wordml" xmlns:wps="http://schemas.microsoft.com/office/word/2010/wordprocessingShape" mc:Ignorable="w14 w15 w16se w16cid w16 w16cex w16sdtdh wp14">
+<w:endnotes xmlns:wpc="http://schemas.microsoft.com/office/word/2010/wordprocessingCanvas" xmlns:cx="http://schemas.microsoft.com/office/drawing/2014/chartex" xmlns:cx1="http://schemas.microsoft.com/office/drawing/2015/9/8/chartex" xmlns:cx2="http://schemas.microsoft.com/office/drawing/2015/10/21/chartex" xmlns:cx3="http://schemas.microsoft.com/office/drawing/2016/5/9/chartex" xmlns:cx4="http://schemas.microsoft.com/office/drawing/2016/5/10/chartex" xmlns:cx5="http://schemas.microsoft.com/office/drawing/2016/5/11/chartex" xmlns:cx6="http://schemas.microsoft.com/office/drawing/2016/5/12/chartex" xmlns:cx7="http://schemas.microsoft.com/office/drawing/2016/5/13/chartex" xmlns:cx8="http://schemas.microsoft.com/office/drawing/2016/5/14/chartex" xmlns:mc="http://schemas.openxmlformats.org/markup-compatibility/2006" xmlns:aink="http://schemas.microsoft.com/office/drawing/2016/ink" xmlns:am3d="http://schemas.microsoft.com/office/drawing/2017/model3d" xmlns:o="urn:schemas-microsoft-com:office:office" xmlns:oel="http://schemas.microsoft.com/office/2019/extlst" xmlns:r="http://schemas.openxmlformats.org/officeDocument/2006/relationships" xmlns:m="http://schemas.openxmlformats.org/officeDocument/2006/math" xmlns:v="urn:schemas-microsoft-com:vml" xmlns:wp14="http://schemas.microsoft.com/office/word/2010/wordprocessingDrawing" xmlns:wp="http://schemas.openxmlformats.org/drawingml/2006/wordprocessingDrawing" xmlns:w10="urn:schemas-microsoft-com:office:word" xmlns:w="http://schemas.openxmlformats.org/wordprocessingml/2006/main" xmlns:w14="http://schemas.microsoft.com/office/word/2010/wordml" xmlns:w15="http://schemas.microsoft.com/office/word/2012/wordml" xmlns:w16cex="http://schemas.microsoft.com/office/word/2018/wordml/cex" xmlns:w16cid="http://schemas.microsoft.com/office/word/2016/wordml/cid" xmlns:w16="http://schemas.microsoft.com/office/word/2018/wordml" xmlns:w16du="http://schemas.microsoft.com/office/word/2023/wordml/word16du" xmlns:w16sdtdh="http://schemas.microsoft.com/office/word/2020/wordml/sdtdatahash" xmlns:w16sdtfl="http://schemas.microsoft.com/office/word/2024/wordml/sdtformatlock" xmlns:w16se="http://schemas.microsoft.com/office/word/2015/wordml/symex" xmlns:wpg="http://schemas.microsoft.com/office/word/2010/wordprocessingGroup" xmlns:wpi="http://schemas.microsoft.com/office/word/2010/wordprocessingInk" xmlns:wne="http://schemas.microsoft.com/office/word/2006/wordml" xmlns:wps="http://schemas.microsoft.com/office/word/2010/wordprocessingShape" mc:Ignorable="w14 w15 w16se w16cid w16 w16cex w16sdtdh w16sdtfl w16du wp14">
   <w:endnote w:type="separator" w:id="-1">
     <w:p>
       <w:r>
@@ -5267,7 +4514,7 @@
 </file>
 
 <file path=word/footer1.xml><?xml version="1.0" encoding="utf-8"?>
-<w:ftr xmlns:wpc="http://schemas.microsoft.com/office/word/2010/wordprocessingCanvas" xmlns:cx="http://schemas.microsoft.com/office/drawing/2014/chartex" xmlns:cx1="http://schemas.microsoft.com/office/drawing/2015/9/8/chartex" xmlns:cx2="http://schemas.microsoft.com/office/drawing/2015/10/21/chartex" xmlns:cx3="http://schemas.microsoft.com/office/drawing/2016/5/9/chartex" xmlns:cx4="http://schemas.microsoft.com/office/drawing/2016/5/10/chartex" xmlns:cx5="http://schemas.microsoft.com/office/drawing/2016/5/11/chartex" xmlns:cx6="http://schemas.microsoft.com/office/drawing/2016/5/12/chartex" xmlns:cx7="http://schemas.microsoft.com/office/drawing/2016/5/13/chartex" xmlns:cx8="http://schemas.microsoft.com/office/drawing/2016/5/14/chartex" xmlns:mc="http://schemas.openxmlformats.org/markup-compatibility/2006" xmlns:aink="http://schemas.microsoft.com/office/drawing/2016/ink" xmlns:am3d="http://schemas.microsoft.com/office/drawing/2017/model3d" xmlns:o="urn:schemas-microsoft-com:office:office" xmlns:oel="http://schemas.microsoft.com/office/2019/extlst" xmlns:r="http://schemas.openxmlformats.org/officeDocument/2006/relationships" xmlns:m="http://schemas.openxmlformats.org/officeDocument/2006/math" xmlns:v="urn:schemas-microsoft-com:vml" xmlns:wp14="http://schemas.microsoft.com/office/word/2010/wordprocessingDrawing" xmlns:wp="http://schemas.openxmlformats.org/drawingml/2006/wordprocessingDrawing" xmlns:w10="urn:schemas-microsoft-com:office:word" xmlns:w="http://schemas.openxmlformats.org/wordprocessingml/2006/main" xmlns:w14="http://schemas.microsoft.com/office/word/2010/wordml" xmlns:w15="http://schemas.microsoft.com/office/word/2012/wordml" xmlns:w16cex="http://schemas.microsoft.com/office/word/2018/wordml/cex" xmlns:w16cid="http://schemas.microsoft.com/office/word/2016/wordml/cid" xmlns:w16="http://schemas.microsoft.com/office/word/2018/wordml" xmlns:w16sdtdh="http://schemas.microsoft.com/office/word/2020/wordml/sdtdatahash" xmlns:w16se="http://schemas.microsoft.com/office/word/2015/wordml/symex" xmlns:wpg="http://schemas.microsoft.com/office/word/2010/wordprocessingGroup" xmlns:wpi="http://schemas.microsoft.com/office/word/2010/wordprocessingInk" xmlns:wne="http://schemas.microsoft.com/office/word/2006/wordml" xmlns:wps="http://schemas.microsoft.com/office/word/2010/wordprocessingShape" mc:Ignorable="w14 w15 w16se w16cid w16 w16cex w16sdtdh wp14">
+<w:ftr xmlns:wpc="http://schemas.microsoft.com/office/word/2010/wordprocessingCanvas" xmlns:cx="http://schemas.microsoft.com/office/drawing/2014/chartex" xmlns:cx1="http://schemas.microsoft.com/office/drawing/2015/9/8/chartex" xmlns:cx2="http://schemas.microsoft.com/office/drawing/2015/10/21/chartex" xmlns:cx3="http://schemas.microsoft.com/office/drawing/2016/5/9/chartex" xmlns:cx4="http://schemas.microsoft.com/office/drawing/2016/5/10/chartex" xmlns:cx5="http://schemas.microsoft.com/office/drawing/2016/5/11/chartex" xmlns:cx6="http://schemas.microsoft.com/office/drawing/2016/5/12/chartex" xmlns:cx7="http://schemas.microsoft.com/office/drawing/2016/5/13/chartex" xmlns:cx8="http://schemas.microsoft.com/office/drawing/2016/5/14/chartex" xmlns:mc="http://schemas.openxmlformats.org/markup-compatibility/2006" xmlns:aink="http://schemas.microsoft.com/office/drawing/2016/ink" xmlns:am3d="http://schemas.microsoft.com/office/drawing/2017/model3d" xmlns:o="urn:schemas-microsoft-com:office:office" xmlns:oel="http://schemas.microsoft.com/office/2019/extlst" xmlns:r="http://schemas.openxmlformats.org/officeDocument/2006/relationships" xmlns:m="http://schemas.openxmlformats.org/officeDocument/2006/math" xmlns:v="urn:schemas-microsoft-com:vml" xmlns:wp14="http://schemas.microsoft.com/office/word/2010/wordprocessingDrawing" xmlns:wp="http://schemas.openxmlformats.org/drawingml/2006/wordprocessingDrawing" xmlns:w10="urn:schemas-microsoft-com:office:word" xmlns:w="http://schemas.openxmlformats.org/wordprocessingml/2006/main" xmlns:w14="http://schemas.microsoft.com/office/word/2010/wordml" xmlns:w15="http://schemas.microsoft.com/office/word/2012/wordml" xmlns:w16cex="http://schemas.microsoft.com/office/word/2018/wordml/cex" xmlns:w16cid="http://schemas.microsoft.com/office/word/2016/wordml/cid" xmlns:w16="http://schemas.microsoft.com/office/word/2018/wordml" xmlns:w16du="http://schemas.microsoft.com/office/word/2023/wordml/word16du" xmlns:w16sdtdh="http://schemas.microsoft.com/office/word/2020/wordml/sdtdatahash" xmlns:w16sdtfl="http://schemas.microsoft.com/office/word/2024/wordml/sdtformatlock" xmlns:w16se="http://schemas.microsoft.com/office/word/2015/wordml/symex" xmlns:wpg="http://schemas.microsoft.com/office/word/2010/wordprocessingGroup" xmlns:wpi="http://schemas.microsoft.com/office/word/2010/wordprocessingInk" xmlns:wne="http://schemas.microsoft.com/office/word/2006/wordml" xmlns:wps="http://schemas.microsoft.com/office/word/2010/wordprocessingShape" mc:Ignorable="w14 w15 w16se w16cid w16 w16cex w16sdtdh w16sdtfl w16du wp14">
   <w:p>
     <w:pPr>
       <w:pStyle w:val="Piedepgina"/>
@@ -5366,7 +4613,7 @@
 </file>
 
 <file path=word/footnotes.xml><?xml version="1.0" encoding="utf-8"?>
-<w:footnotes xmlns:wpc="http://schemas.microsoft.com/office/word/2010/wordprocessingCanvas" xmlns:cx="http://schemas.microsoft.com/office/drawing/2014/chartex" xmlns:cx1="http://schemas.microsoft.com/office/drawing/2015/9/8/chartex" xmlns:cx2="http://schemas.microsoft.com/office/drawing/2015/10/21/chartex" xmlns:cx3="http://schemas.microsoft.com/office/drawing/2016/5/9/chartex" xmlns:cx4="http://schemas.microsoft.com/office/drawing/2016/5/10/chartex" xmlns:cx5="http://schemas.microsoft.com/office/drawing/2016/5/11/chartex" xmlns:cx6="http://schemas.microsoft.com/office/drawing/2016/5/12/chartex" xmlns:cx7="http://schemas.microsoft.com/office/drawing/2016/5/13/chartex" xmlns:cx8="http://schemas.microsoft.com/office/drawing/2016/5/14/chartex" xmlns:mc="http://schemas.openxmlformats.org/markup-compatibility/2006" xmlns:aink="http://schemas.microsoft.com/office/drawing/2016/ink" xmlns:am3d="http://schemas.microsoft.com/office/drawing/2017/model3d" xmlns:o="urn:schemas-microsoft-com:office:office" xmlns:oel="http://schemas.microsoft.com/office/2019/extlst" xmlns:r="http://schemas.openxmlformats.org/officeDocument/2006/relationships" xmlns:m="http://schemas.openxmlformats.org/officeDocument/2006/math" xmlns:v="urn:schemas-microsoft-com:vml" xmlns:wp14="http://schemas.microsoft.com/office/word/2010/wordprocessingDrawing" xmlns:wp="http://schemas.openxmlformats.org/drawingml/2006/wordprocessingDrawing" xmlns:w10="urn:schemas-microsoft-com:office:word" xmlns:w="http://schemas.openxmlformats.org/wordprocessingml/2006/main" xmlns:w14="http://schemas.microsoft.com/office/word/2010/wordml" xmlns:w15="http://schemas.microsoft.com/office/word/2012/wordml" xmlns:w16cex="http://schemas.microsoft.com/office/word/2018/wordml/cex" xmlns:w16cid="http://schemas.microsoft.com/office/word/2016/wordml/cid" xmlns:w16="http://schemas.microsoft.com/office/word/2018/wordml" xmlns:w16sdtdh="http://schemas.microsoft.com/office/word/2020/wordml/sdtdatahash" xmlns:w16se="http://schemas.microsoft.com/office/word/2015/wordml/symex" xmlns:wpg="http://schemas.microsoft.com/office/word/2010/wordprocessingGroup" xmlns:wpi="http://schemas.microsoft.com/office/word/2010/wordprocessingInk" xmlns:wne="http://schemas.microsoft.com/office/word/2006/wordml" xmlns:wps="http://schemas.microsoft.com/office/word/2010/wordprocessingShape" mc:Ignorable="w14 w15 w16se w16cid w16 w16cex w16sdtdh wp14">
+<w:footnotes xmlns:wpc="http://schemas.microsoft.com/office/word/2010/wordprocessingCanvas" xmlns:cx="http://schemas.microsoft.com/office/drawing/2014/chartex" xmlns:cx1="http://schemas.microsoft.com/office/drawing/2015/9/8/chartex" xmlns:cx2="http://schemas.microsoft.com/office/drawing/2015/10/21/chartex" xmlns:cx3="http://schemas.microsoft.com/office/drawing/2016/5/9/chartex" xmlns:cx4="http://schemas.microsoft.com/office/drawing/2016/5/10/chartex" xmlns:cx5="http://schemas.microsoft.com/office/drawing/2016/5/11/chartex" xmlns:cx6="http://schemas.microsoft.com/office/drawing/2016/5/12/chartex" xmlns:cx7="http://schemas.microsoft.com/office/drawing/2016/5/13/chartex" xmlns:cx8="http://schemas.microsoft.com/office/drawing/2016/5/14/chartex" xmlns:mc="http://schemas.openxmlformats.org/markup-compatibility/2006" xmlns:aink="http://schemas.microsoft.com/office/drawing/2016/ink" xmlns:am3d="http://schemas.microsoft.com/office/drawing/2017/model3d" xmlns:o="urn:schemas-microsoft-com:office:office" xmlns:oel="http://schemas.microsoft.com/office/2019/extlst" xmlns:r="http://schemas.openxmlformats.org/officeDocument/2006/relationships" xmlns:m="http://schemas.openxmlformats.org/officeDocument/2006/math" xmlns:v="urn:schemas-microsoft-com:vml" xmlns:wp14="http://schemas.microsoft.com/office/word/2010/wordprocessingDrawing" xmlns:wp="http://schemas.openxmlformats.org/drawingml/2006/wordprocessingDrawing" xmlns:w10="urn:schemas-microsoft-com:office:word" xmlns:w="http://schemas.openxmlformats.org/wordprocessingml/2006/main" xmlns:w14="http://schemas.microsoft.com/office/word/2010/wordml" xmlns:w15="http://schemas.microsoft.com/office/word/2012/wordml" xmlns:w16cex="http://schemas.microsoft.com/office/word/2018/wordml/cex" xmlns:w16cid="http://schemas.microsoft.com/office/word/2016/wordml/cid" xmlns:w16="http://schemas.microsoft.com/office/word/2018/wordml" xmlns:w16du="http://schemas.microsoft.com/office/word/2023/wordml/word16du" xmlns:w16sdtdh="http://schemas.microsoft.com/office/word/2020/wordml/sdtdatahash" xmlns:w16sdtfl="http://schemas.microsoft.com/office/word/2024/wordml/sdtformatlock" xmlns:w16se="http://schemas.microsoft.com/office/word/2015/wordml/symex" xmlns:wpg="http://schemas.microsoft.com/office/word/2010/wordprocessingGroup" xmlns:wpi="http://schemas.microsoft.com/office/word/2010/wordprocessingInk" xmlns:wne="http://schemas.microsoft.com/office/word/2006/wordml" xmlns:wps="http://schemas.microsoft.com/office/word/2010/wordprocessingShape" mc:Ignorable="w14 w15 w16se w16cid w16 w16cex w16sdtdh w16sdtfl w16du wp14">
   <w:footnote w:type="separator" w:id="-1">
     <w:p>
       <w:r>
@@ -5385,7 +4632,7 @@
 </file>
 
 <file path=word/header1.xml><?xml version="1.0" encoding="utf-8"?>
-<w:hdr xmlns:wpc="http://schemas.microsoft.com/office/word/2010/wordprocessingCanvas" xmlns:cx="http://schemas.microsoft.com/office/drawing/2014/chartex" xmlns:cx1="http://schemas.microsoft.com/office/drawing/2015/9/8/chartex" xmlns:cx2="http://schemas.microsoft.com/office/drawing/2015/10/21/chartex" xmlns:cx3="http://schemas.microsoft.com/office/drawing/2016/5/9/chartex" xmlns:cx4="http://schemas.microsoft.com/office/drawing/2016/5/10/chartex" xmlns:cx5="http://schemas.microsoft.com/office/drawing/2016/5/11/chartex" xmlns:cx6="http://schemas.microsoft.com/office/drawing/2016/5/12/chartex" xmlns:cx7="http://schemas.microsoft.com/office/drawing/2016/5/13/chartex" xmlns:cx8="http://schemas.microsoft.com/office/drawing/2016/5/14/chartex" xmlns:mc="http://schemas.openxmlformats.org/markup-compatibility/2006" xmlns:aink="http://schemas.microsoft.com/office/drawing/2016/ink" xmlns:am3d="http://schemas.microsoft.com/office/drawing/2017/model3d" xmlns:o="urn:schemas-microsoft-com:office:office" xmlns:oel="http://schemas.microsoft.com/office/2019/extlst" xmlns:r="http://schemas.openxmlformats.org/officeDocument/2006/relationships" xmlns:m="http://schemas.openxmlformats.org/officeDocument/2006/math" xmlns:v="urn:schemas-microsoft-com:vml" xmlns:wp14="http://schemas.microsoft.com/office/word/2010/wordprocessingDrawing" xmlns:wp="http://schemas.openxmlformats.org/drawingml/2006/wordprocessingDrawing" xmlns:w10="urn:schemas-microsoft-com:office:word" xmlns:w="http://schemas.openxmlformats.org/wordprocessingml/2006/main" xmlns:w14="http://schemas.microsoft.com/office/word/2010/wordml" xmlns:w15="http://schemas.microsoft.com/office/word/2012/wordml" xmlns:w16cex="http://schemas.microsoft.com/office/word/2018/wordml/cex" xmlns:w16cid="http://schemas.microsoft.com/office/word/2016/wordml/cid" xmlns:w16="http://schemas.microsoft.com/office/word/2018/wordml" xmlns:w16sdtdh="http://schemas.microsoft.com/office/word/2020/wordml/sdtdatahash" xmlns:w16se="http://schemas.microsoft.com/office/word/2015/wordml/symex" xmlns:wpg="http://schemas.microsoft.com/office/word/2010/wordprocessingGroup" xmlns:wpi="http://schemas.microsoft.com/office/word/2010/wordprocessingInk" xmlns:wne="http://schemas.microsoft.com/office/word/2006/wordml" xmlns:wps="http://schemas.microsoft.com/office/word/2010/wordprocessingShape" mc:Ignorable="w14 w15 w16se w16cid w16 w16cex w16sdtdh wp14">
+<w:hdr xmlns:wpc="http://schemas.microsoft.com/office/word/2010/wordprocessingCanvas" xmlns:cx="http://schemas.microsoft.com/office/drawing/2014/chartex" xmlns:cx1="http://schemas.microsoft.com/office/drawing/2015/9/8/chartex" xmlns:cx2="http://schemas.microsoft.com/office/drawing/2015/10/21/chartex" xmlns:cx3="http://schemas.microsoft.com/office/drawing/2016/5/9/chartex" xmlns:cx4="http://schemas.microsoft.com/office/drawing/2016/5/10/chartex" xmlns:cx5="http://schemas.microsoft.com/office/drawing/2016/5/11/chartex" xmlns:cx6="http://schemas.microsoft.com/office/drawing/2016/5/12/chartex" xmlns:cx7="http://schemas.microsoft.com/office/drawing/2016/5/13/chartex" xmlns:cx8="http://schemas.microsoft.com/office/drawing/2016/5/14/chartex" xmlns:mc="http://schemas.openxmlformats.org/markup-compatibility/2006" xmlns:aink="http://schemas.microsoft.com/office/drawing/2016/ink" xmlns:am3d="http://schemas.microsoft.com/office/drawing/2017/model3d" xmlns:o="urn:schemas-microsoft-com:office:office" xmlns:oel="http://schemas.microsoft.com/office/2019/extlst" xmlns:r="http://schemas.openxmlformats.org/officeDocument/2006/relationships" xmlns:m="http://schemas.openxmlformats.org/officeDocument/2006/math" xmlns:v="urn:schemas-microsoft-com:vml" xmlns:wp14="http://schemas.microsoft.com/office/word/2010/wordprocessingDrawing" xmlns:wp="http://schemas.openxmlformats.org/drawingml/2006/wordprocessingDrawing" xmlns:w10="urn:schemas-microsoft-com:office:word" xmlns:w="http://schemas.openxmlformats.org/wordprocessingml/2006/main" xmlns:w14="http://schemas.microsoft.com/office/word/2010/wordml" xmlns:w15="http://schemas.microsoft.com/office/word/2012/wordml" xmlns:w16cex="http://schemas.microsoft.com/office/word/2018/wordml/cex" xmlns:w16cid="http://schemas.microsoft.com/office/word/2016/wordml/cid" xmlns:w16="http://schemas.microsoft.com/office/word/2018/wordml" xmlns:w16du="http://schemas.microsoft.com/office/word/2023/wordml/word16du" xmlns:w16sdtdh="http://schemas.microsoft.com/office/word/2020/wordml/sdtdatahash" xmlns:w16sdtfl="http://schemas.microsoft.com/office/word/2024/wordml/sdtformatlock" xmlns:w16se="http://schemas.microsoft.com/office/word/2015/wordml/symex" xmlns:wpg="http://schemas.microsoft.com/office/word/2010/wordprocessingGroup" xmlns:wpi="http://schemas.microsoft.com/office/word/2010/wordprocessingInk" xmlns:wne="http://schemas.microsoft.com/office/word/2006/wordml" xmlns:wps="http://schemas.microsoft.com/office/word/2010/wordprocessingShape" mc:Ignorable="w14 w15 w16se w16cid w16 w16cex w16sdtdh w16sdtfl w16du wp14">
   <w:p>
     <w:pPr>
       <w:pStyle w:val="Encabezado"/>
@@ -5441,7 +4688,7 @@
 </file>
 
 <file path=word/numbering.xml><?xml version="1.0" encoding="utf-8"?>
-<w:numbering xmlns:wpc="http://schemas.microsoft.com/office/word/2010/wordprocessingCanvas" xmlns:cx="http://schemas.microsoft.com/office/drawing/2014/chartex" xmlns:cx1="http://schemas.microsoft.com/office/drawing/2015/9/8/chartex" xmlns:cx2="http://schemas.microsoft.com/office/drawing/2015/10/21/chartex" xmlns:cx3="http://schemas.microsoft.com/office/drawing/2016/5/9/chartex" xmlns:cx4="http://schemas.microsoft.com/office/drawing/2016/5/10/chartex" xmlns:cx5="http://schemas.microsoft.com/office/drawing/2016/5/11/chartex" xmlns:cx6="http://schemas.microsoft.com/office/drawing/2016/5/12/chartex" xmlns:cx7="http://schemas.microsoft.com/office/drawing/2016/5/13/chartex" xmlns:cx8="http://schemas.microsoft.com/office/drawing/2016/5/14/chartex" xmlns:mc="http://schemas.openxmlformats.org/markup-compatibility/2006" xmlns:aink="http://schemas.microsoft.com/office/drawing/2016/ink" xmlns:am3d="http://schemas.microsoft.com/office/drawing/2017/model3d" xmlns:o="urn:schemas-microsoft-com:office:office" xmlns:oel="http://schemas.microsoft.com/office/2019/extlst" xmlns:r="http://schemas.openxmlformats.org/officeDocument/2006/relationships" xmlns:m="http://schemas.openxmlformats.org/officeDocument/2006/math" xmlns:v="urn:schemas-microsoft-com:vml" xmlns:wp14="http://schemas.microsoft.com/office/word/2010/wordprocessingDrawing" xmlns:wp="http://schemas.openxmlformats.org/drawingml/2006/wordprocessingDrawing" xmlns:w10="urn:schemas-microsoft-com:office:word" xmlns:w="http://schemas.openxmlformats.org/wordprocessingml/2006/main" xmlns:w14="http://schemas.microsoft.com/office/word/2010/wordml" xmlns:w15="http://schemas.microsoft.com/office/word/2012/wordml" xmlns:w16cex="http://schemas.microsoft.com/office/word/2018/wordml/cex" xmlns:w16cid="http://schemas.microsoft.com/office/word/2016/wordml/cid" xmlns:w16="http://schemas.microsoft.com/office/word/2018/wordml" xmlns:w16sdtdh="http://schemas.microsoft.com/office/word/2020/wordml/sdtdatahash" xmlns:w16se="http://schemas.microsoft.com/office/word/2015/wordml/symex" xmlns:wpg="http://schemas.microsoft.com/office/word/2010/wordprocessingGroup" xmlns:wpi="http://schemas.microsoft.com/office/word/2010/wordprocessingInk" xmlns:wne="http://schemas.microsoft.com/office/word/2006/wordml" xmlns:wps="http://schemas.microsoft.com/office/word/2010/wordprocessingShape" mc:Ignorable="w14 w15 w16se w16cid w16 w16cex w16sdtdh wp14">
+<w:numbering xmlns:wpc="http://schemas.microsoft.com/office/word/2010/wordprocessingCanvas" xmlns:cx="http://schemas.microsoft.com/office/drawing/2014/chartex" xmlns:cx1="http://schemas.microsoft.com/office/drawing/2015/9/8/chartex" xmlns:cx2="http://schemas.microsoft.com/office/drawing/2015/10/21/chartex" xmlns:cx3="http://schemas.microsoft.com/office/drawing/2016/5/9/chartex" xmlns:cx4="http://schemas.microsoft.com/office/drawing/2016/5/10/chartex" xmlns:cx5="http://schemas.microsoft.com/office/drawing/2016/5/11/chartex" xmlns:cx6="http://schemas.microsoft.com/office/drawing/2016/5/12/chartex" xmlns:cx7="http://schemas.microsoft.com/office/drawing/2016/5/13/chartex" xmlns:cx8="http://schemas.microsoft.com/office/drawing/2016/5/14/chartex" xmlns:mc="http://schemas.openxmlformats.org/markup-compatibility/2006" xmlns:aink="http://schemas.microsoft.com/office/drawing/2016/ink" xmlns:am3d="http://schemas.microsoft.com/office/drawing/2017/model3d" xmlns:o="urn:schemas-microsoft-com:office:office" xmlns:oel="http://schemas.microsoft.com/office/2019/extlst" xmlns:r="http://schemas.openxmlformats.org/officeDocument/2006/relationships" xmlns:m="http://schemas.openxmlformats.org/officeDocument/2006/math" xmlns:v="urn:schemas-microsoft-com:vml" xmlns:wp14="http://schemas.microsoft.com/office/word/2010/wordprocessingDrawing" xmlns:wp="http://schemas.openxmlformats.org/drawingml/2006/wordprocessingDrawing" xmlns:w10="urn:schemas-microsoft-com:office:word" xmlns:w="http://schemas.openxmlformats.org/wordprocessingml/2006/main" xmlns:w14="http://schemas.microsoft.com/office/word/2010/wordml" xmlns:w15="http://schemas.microsoft.com/office/word/2012/wordml" xmlns:w16cex="http://schemas.microsoft.com/office/word/2018/wordml/cex" xmlns:w16cid="http://schemas.microsoft.com/office/word/2016/wordml/cid" xmlns:w16="http://schemas.microsoft.com/office/word/2018/wordml" xmlns:w16du="http://schemas.microsoft.com/office/word/2023/wordml/word16du" xmlns:w16sdtdh="http://schemas.microsoft.com/office/word/2020/wordml/sdtdatahash" xmlns:w16sdtfl="http://schemas.microsoft.com/office/word/2024/wordml/sdtformatlock" xmlns:w16se="http://schemas.microsoft.com/office/word/2015/wordml/symex" xmlns:wpg="http://schemas.microsoft.com/office/word/2010/wordprocessingGroup" xmlns:wpi="http://schemas.microsoft.com/office/word/2010/wordprocessingInk" xmlns:wne="http://schemas.microsoft.com/office/word/2006/wordml" xmlns:wps="http://schemas.microsoft.com/office/word/2010/wordprocessingShape" mc:Ignorable="w14 w15 w16se w16cid w16 w16cex w16sdtdh w16sdtfl w16du wp14">
   <w:abstractNum w:abstractNumId="0" w15:restartNumberingAfterBreak="0">
     <w:nsid w:val="01135742"/>
     <w:multiLevelType w:val="multilevel"/>
@@ -10668,7 +9915,7 @@
 </file>
 
 <file path=word/styles.xml><?xml version="1.0" encoding="utf-8"?>
-<w:styles xmlns:mc="http://schemas.openxmlformats.org/markup-compatibility/2006" xmlns:r="http://schemas.openxmlformats.org/officeDocument/2006/relationships" xmlns:w="http://schemas.openxmlformats.org/wordprocessingml/2006/main" xmlns:w14="http://schemas.microsoft.com/office/word/2010/wordml" xmlns:w15="http://schemas.microsoft.com/office/word/2012/wordml" xmlns:w16cex="http://schemas.microsoft.com/office/word/2018/wordml/cex" xmlns:w16cid="http://schemas.microsoft.com/office/word/2016/wordml/cid" xmlns:w16="http://schemas.microsoft.com/office/word/2018/wordml" xmlns:w16sdtdh="http://schemas.microsoft.com/office/word/2020/wordml/sdtdatahash" xmlns:w16se="http://schemas.microsoft.com/office/word/2015/wordml/symex" mc:Ignorable="w14 w15 w16se w16cid w16 w16cex w16sdtdh">
+<w:styles xmlns:mc="http://schemas.openxmlformats.org/markup-compatibility/2006" xmlns:r="http://schemas.openxmlformats.org/officeDocument/2006/relationships" xmlns:w="http://schemas.openxmlformats.org/wordprocessingml/2006/main" xmlns:w14="http://schemas.microsoft.com/office/word/2010/wordml" xmlns:w15="http://schemas.microsoft.com/office/word/2012/wordml" xmlns:w16cex="http://schemas.microsoft.com/office/word/2018/wordml/cex" xmlns:w16cid="http://schemas.microsoft.com/office/word/2016/wordml/cid" xmlns:w16="http://schemas.microsoft.com/office/word/2018/wordml" xmlns:w16du="http://schemas.microsoft.com/office/word/2023/wordml/word16du" xmlns:w16sdtdh="http://schemas.microsoft.com/office/word/2020/wordml/sdtdatahash" xmlns:w16sdtfl="http://schemas.microsoft.com/office/word/2024/wordml/sdtformatlock" xmlns:w16se="http://schemas.microsoft.com/office/word/2015/wordml/symex" mc:Ignorable="w14 w15 w16se w16cid w16 w16cex w16sdtdh w16sdtfl w16du">
   <w:docDefaults>
     <w:rPrDefault>
       <w:rPr>
@@ -11255,6 +10502,7 @@
   <w:style w:type="character" w:default="1" w:styleId="Fuentedeprrafopredeter">
     <w:name w:val="Default Paragraph Font"/>
     <w:uiPriority w:val="1"/>
+    <w:semiHidden/>
     <w:unhideWhenUsed/>
   </w:style>
   <w:style w:type="table" w:default="1" w:styleId="Tablanormal">
@@ -11799,6 +11047,15 @@
 </file>
 
 <file path=customXml/item1.xml><?xml version="1.0" encoding="utf-8"?>
+<?mso-contentType ?>
+<FormTemplates xmlns="http://schemas.microsoft.com/sharepoint/v3/contenttype/forms">
+  <Display>DocumentLibraryForm</Display>
+  <Edit>DocumentLibraryForm</Edit>
+  <New>DocumentLibraryForm</New>
+</FormTemplates>
+</file>
+
+<file path=customXml/item2.xml><?xml version="1.0" encoding="utf-8"?>
 <ct:contentTypeSchema xmlns:ct="http://schemas.microsoft.com/office/2006/metadata/contentType" xmlns:ma="http://schemas.microsoft.com/office/2006/metadata/properties/metaAttributes" ct:_="" ma:_="" ma:contentTypeName="Documento" ma:contentTypeID="0x01010031EF8D137B8A5B4A96CFC32E156EFD9C" ma:contentTypeVersion="11" ma:contentTypeDescription="Crear nuevo documento." ma:contentTypeScope="" ma:versionID="4464b8ac2d59478319cedcc7a47a0a65">
   <xsd:schema xmlns:xsd="http://www.w3.org/2001/XMLSchema" xmlns:xs="http://www.w3.org/2001/XMLSchema" xmlns:p="http://schemas.microsoft.com/office/2006/metadata/properties" xmlns:ns3="827258d8-6dde-4a38-be30-541131caa07b" targetNamespace="http://schemas.microsoft.com/office/2006/metadata/properties" ma:root="true" ma:fieldsID="c24637ff0f45180f4df1695c0195cbb9" ns3:_="">
     <xsd:import namespace="827258d8-6dde-4a38-be30-541131caa07b"/>
@@ -11986,24 +11243,7 @@
 </ct:contentTypeSchema>
 </file>
 
-<file path=customXml/item2.xml><?xml version="1.0" encoding="utf-8"?>
-<?mso-contentType ?>
-<FormTemplates xmlns="http://schemas.microsoft.com/sharepoint/v3/contenttype/forms">
-  <Display>DocumentLibraryForm</Display>
-  <Edit>DocumentLibraryForm</Edit>
-  <New>DocumentLibraryForm</New>
-</FormTemplates>
-</file>
-
 <file path=customXml/item3.xml><?xml version="1.0" encoding="utf-8"?>
-<p:properties xmlns:p="http://schemas.microsoft.com/office/2006/metadata/properties" xmlns:xsi="http://www.w3.org/2001/XMLSchema-instance" xmlns:pc="http://schemas.microsoft.com/office/infopath/2007/PartnerControls">
-  <documentManagement>
-    <_activity xmlns="827258d8-6dde-4a38-be30-541131caa07b" xsi:nil="true"/>
-  </documentManagement>
-</p:properties>
-</file>
-
-<file path=customXml/item4.xml><?xml version="1.0" encoding="utf-8"?>
 <b:Sources xmlns:b="http://schemas.openxmlformats.org/officeDocument/2006/bibliography" xmlns="http://schemas.openxmlformats.org/officeDocument/2006/bibliography" SelectedStyle="\IEEE_Reference.XSL" StyleName="IEEE - Reference Order">
   <b:Source>
     <b:Tag>MIN00</b:Tag>
@@ -12135,7 +11375,23 @@
 </b:Sources>
 </file>
 
+<file path=customXml/item4.xml><?xml version="1.0" encoding="utf-8"?>
+<p:properties xmlns:p="http://schemas.microsoft.com/office/2006/metadata/properties" xmlns:xsi="http://www.w3.org/2001/XMLSchema-instance" xmlns:pc="http://schemas.microsoft.com/office/infopath/2007/PartnerControls">
+  <documentManagement>
+    <_activity xmlns="827258d8-6dde-4a38-be30-541131caa07b" xsi:nil="true"/>
+  </documentManagement>
+</p:properties>
+</file>
+
 <file path=customXml/itemProps1.xml><?xml version="1.0" encoding="utf-8"?>
+<ds:datastoreItem xmlns:ds="http://schemas.openxmlformats.org/officeDocument/2006/customXml" ds:itemID="{7B0994B3-039A-46A7-A814-BE2CA6DD5ABC}">
+  <ds:schemaRefs>
+    <ds:schemaRef ds:uri="http://schemas.microsoft.com/sharepoint/v3/contenttype/forms"/>
+  </ds:schemaRefs>
+</ds:datastoreItem>
+</file>
+
+<file path=customXml/itemProps2.xml><?xml version="1.0" encoding="utf-8"?>
 <ds:datastoreItem xmlns:ds="http://schemas.openxmlformats.org/officeDocument/2006/customXml" ds:itemID="{85AF1320-0057-4232-9179-1BD352F5EE7C}">
   <ds:schemaRefs>
     <ds:schemaRef ds:uri="http://schemas.microsoft.com/office/2006/metadata/contentType"/>
@@ -12153,15 +11409,15 @@
 </ds:datastoreItem>
 </file>
 
-<file path=customXml/itemProps2.xml><?xml version="1.0" encoding="utf-8"?>
-<ds:datastoreItem xmlns:ds="http://schemas.openxmlformats.org/officeDocument/2006/customXml" ds:itemID="{7B0994B3-039A-46A7-A814-BE2CA6DD5ABC}">
+<file path=customXml/itemProps3.xml><?xml version="1.0" encoding="utf-8"?>
+<ds:datastoreItem xmlns:ds="http://schemas.openxmlformats.org/officeDocument/2006/customXml" ds:itemID="{B5D075F5-5622-4954-9F56-6C5368793C83}">
   <ds:schemaRefs>
-    <ds:schemaRef ds:uri="http://schemas.microsoft.com/sharepoint/v3/contenttype/forms"/>
+    <ds:schemaRef ds:uri="http://schemas.openxmlformats.org/officeDocument/2006/bibliography"/>
   </ds:schemaRefs>
 </ds:datastoreItem>
 </file>
 
-<file path=customXml/itemProps3.xml><?xml version="1.0" encoding="utf-8"?>
+<file path=customXml/itemProps4.xml><?xml version="1.0" encoding="utf-8"?>
 <ds:datastoreItem xmlns:ds="http://schemas.openxmlformats.org/officeDocument/2006/customXml" ds:itemID="{A9A167E4-7EF1-47A7-BBB3-F054AF7D1281}">
   <ds:schemaRefs>
     <ds:schemaRef ds:uri="http://schemas.microsoft.com/office/2006/metadata/properties"/>
@@ -12169,12 +11425,4 @@
     <ds:schemaRef ds:uri="827258d8-6dde-4a38-be30-541131caa07b"/>
   </ds:schemaRefs>
 </ds:datastoreItem>
-</file>
-
-<file path=customXml/itemProps4.xml><?xml version="1.0" encoding="utf-8"?>
-<ds:datastoreItem xmlns:ds="http://schemas.openxmlformats.org/officeDocument/2006/customXml" ds:itemID="{B5D075F5-5622-4954-9F56-6C5368793C83}">
-  <ds:schemaRefs>
-    <ds:schemaRef ds:uri="http://schemas.openxmlformats.org/officeDocument/2006/bibliography"/>
-  </ds:schemaRefs>
-</ds:datastoreItem>
 </file>